--- a/doc/詩/宋朝/蘇東坡/蘇軾-題西林壁.docx
+++ b/doc/詩/宋朝/蘇東坡/蘇軾-題西林壁.docx
@@ -1,6 +1,6 @@
 
 <file path=word/document.xml><?xml version="1.0" encoding="utf-8"?>
-<w:document xmlns:wpc="http://schemas.microsoft.com/office/word/2010/wordprocessingCanvas" xmlns:cx="http://schemas.microsoft.com/office/drawing/2014/chartex" xmlns:cx1="http://schemas.microsoft.com/office/drawing/2015/9/8/chartex" xmlns:cx2="http://schemas.microsoft.com/office/drawing/2015/10/21/chartex" xmlns:cx3="http://schemas.microsoft.com/office/drawing/2016/5/9/chartex" xmlns:cx4="http://schemas.microsoft.com/office/drawing/2016/5/10/chartex" xmlns:cx5="http://schemas.microsoft.com/office/drawing/2016/5/11/chartex" xmlns:cx6="http://schemas.microsoft.com/office/drawing/2016/5/12/chartex" xmlns:cx7="http://schemas.microsoft.com/office/drawing/2016/5/13/chartex" xmlns:cx8="http://schemas.microsoft.com/office/drawing/2016/5/14/chartex" xmlns:mc="http://schemas.openxmlformats.org/markup-compatibility/2006" xmlns:aink="http://schemas.microsoft.com/office/drawing/2016/ink" xmlns:am3d="http://schemas.microsoft.com/office/drawing/2017/model3d" xmlns:o="urn:schemas-microsoft-com:office:office" xmlns:oel="http://schemas.microsoft.com/office/2019/extlst" xmlns:r="http://schemas.openxmlformats.org/officeDocument/2006/relationships" xmlns:m="http://schemas.openxmlformats.org/officeDocument/2006/math" xmlns:v="urn:schemas-microsoft-com:vml" xmlns:wp14="http://schemas.microsoft.com/office/word/2010/wordprocessingDrawing" xmlns:wp="http://schemas.openxmlformats.org/drawingml/2006/wordprocessingDrawing" xmlns:w10="urn:schemas-microsoft-com:office:word" xmlns:w="http://schemas.openxmlformats.org/wordprocessingml/2006/main" xmlns:w14="http://schemas.microsoft.com/office/word/2010/wordml" xmlns:w15="http://schemas.microsoft.com/office/word/2012/wordml" xmlns:w16cex="http://schemas.microsoft.com/office/word/2018/wordml/cex" xmlns:w16cid="http://schemas.microsoft.com/office/word/2016/wordml/cid" xmlns:w16="http://schemas.microsoft.com/office/word/2018/wordml" xmlns:w16du="http://schemas.microsoft.com/office/word/2023/wordml/word16du" xmlns:w16sdtdh="http://schemas.microsoft.com/office/word/2020/wordml/sdtdatahash" xmlns:w16se="http://schemas.microsoft.com/office/word/2015/wordml/symex" xmlns:wpg="http://schemas.microsoft.com/office/word/2010/wordprocessingGroup" xmlns:wpi="http://schemas.microsoft.com/office/word/2010/wordprocessingInk" xmlns:wne="http://schemas.microsoft.com/office/word/2006/wordml" xmlns:wps="http://schemas.microsoft.com/office/word/2010/wordprocessingShape" mc:Ignorable="w14 w15 w16se w16cid w16 w16cex w16sdtdh wp14">
+<w:document xmlns:wpc="http://schemas.microsoft.com/office/word/2010/wordprocessingCanvas" xmlns:cx="http://schemas.microsoft.com/office/drawing/2014/chartex" xmlns:cx1="http://schemas.microsoft.com/office/drawing/2015/9/8/chartex" xmlns:cx2="http://schemas.microsoft.com/office/drawing/2015/10/21/chartex" xmlns:cx3="http://schemas.microsoft.com/office/drawing/2016/5/9/chartex" xmlns:cx4="http://schemas.microsoft.com/office/drawing/2016/5/10/chartex" xmlns:cx5="http://schemas.microsoft.com/office/drawing/2016/5/11/chartex" xmlns:cx6="http://schemas.microsoft.com/office/drawing/2016/5/12/chartex" xmlns:cx7="http://schemas.microsoft.com/office/drawing/2016/5/13/chartex" xmlns:cx8="http://schemas.microsoft.com/office/drawing/2016/5/14/chartex" xmlns:mc="http://schemas.openxmlformats.org/markup-compatibility/2006" xmlns:aink="http://schemas.microsoft.com/office/drawing/2016/ink" xmlns:am3d="http://schemas.microsoft.com/office/drawing/2017/model3d" xmlns:o="urn:schemas-microsoft-com:office:office" xmlns:r="http://schemas.openxmlformats.org/officeDocument/2006/relationships" xmlns:m="http://schemas.openxmlformats.org/officeDocument/2006/math" xmlns:v="urn:schemas-microsoft-com:vml" xmlns:wp14="http://schemas.microsoft.com/office/word/2010/wordprocessingDrawing" xmlns:wp="http://schemas.openxmlformats.org/drawingml/2006/wordprocessingDrawing" xmlns:w10="urn:schemas-microsoft-com:office:word" xmlns:w="http://schemas.openxmlformats.org/wordprocessingml/2006/main" xmlns:w14="http://schemas.microsoft.com/office/word/2010/wordml" xmlns:w15="http://schemas.microsoft.com/office/word/2012/wordml" xmlns:w16cex="http://schemas.microsoft.com/office/word/2018/wordml/cex" xmlns:w16cid="http://schemas.microsoft.com/office/word/2016/wordml/cid" xmlns:w16="http://schemas.microsoft.com/office/word/2018/wordml" xmlns:w16sdtdh="http://schemas.microsoft.com/office/word/2020/wordml/sdtdatahash" xmlns:w16se="http://schemas.microsoft.com/office/word/2015/wordml/symex" xmlns:wpg="http://schemas.microsoft.com/office/word/2010/wordprocessingGroup" xmlns:wpi="http://schemas.microsoft.com/office/word/2010/wordprocessingInk" xmlns:wne="http://schemas.microsoft.com/office/word/2006/wordml" xmlns:wps="http://schemas.microsoft.com/office/word/2010/wordprocessingShape" mc:Ignorable="w14 w15 w16se w16cid w16 w16cex w16sdtdh wp14">
   <w:body>
     <w:p>
       <w:pPr>
@@ -123,7 +123,7 @@
     </w:p>
     <w:p>
       <w:pPr>
-        <w:spacing w:beforeLines="100" w:before="240" w:afterLines="50" w:after="120" w:line="400" w:lineRule="exact"/>
+        <w:spacing w:beforeLines="100" w:before="240" w:after="0" w:line="440" w:lineRule="exact"/>
         <w:ind w:left="0" w:right="0" w:firstLine="0"/>
       </w:pPr>
       <w:r>
@@ -134,122 +134,89 @@
         </w:rPr>
         <w:t>語譯</w:t>
       </w:r>
-      <w:r>
-        <w:rPr>
-          <w:rFonts w:hint="eastAsia"/>
-          <w:sz w:val="32"/>
-          <w:szCs w:val="32"/>
-        </w:rPr>
-        <w:t xml:space="preserve"> </w:t>
-      </w:r>
-      <w:r>
-        <w:rPr>
-          <w:rFonts w:hint="eastAsia"/>
-          <w:szCs w:val="28"/>
-        </w:rPr>
-        <w:t>(</w:t>
-      </w:r>
-      <w:hyperlink r:id="rId8" w:history="1">
-        <w:r>
-          <w:rPr>
-            <w:rStyle w:val="a7"/>
-            <w:szCs w:val="28"/>
-          </w:rPr>
-          <w:t>https://bit.ly/3yVYaXz</w:t>
-        </w:r>
-      </w:hyperlink>
-      <w:r>
-        <w:rPr>
-          <w:rFonts w:hint="eastAsia"/>
-          <w:szCs w:val="28"/>
-        </w:rPr>
-        <w:t>)</w:t>
-      </w:r>
-      <w:r>
-        <w:t xml:space="preserve"> </w:t>
-      </w:r>
     </w:p>
     <w:p>
       <w:pPr>
-        <w:spacing w:after="0" w:line="300" w:lineRule="auto"/>
+        <w:spacing w:after="0" w:line="440" w:lineRule="exact"/>
         <w:ind w:left="0" w:right="0" w:firstLine="0"/>
-        <w:rPr>
-          <w:szCs w:val="28"/>
-        </w:rPr>
-      </w:pPr>
-      <w:r>
-        <w:rPr>
-          <w:rFonts w:hint="eastAsia"/>
-          <w:szCs w:val="28"/>
-        </w:rPr>
-        <w:t>從正面、側面看廬山山嶺連綿起伏、山</w:t>
-      </w:r>
-      <w:r>
-        <w:rPr>
-          <w:rFonts w:hint="eastAsia"/>
-          <w:szCs w:val="28"/>
-        </w:rPr>
-        <w:t>峰</w:t>
-      </w:r>
-      <w:r>
-        <w:rPr>
-          <w:rFonts w:hint="eastAsia"/>
-          <w:szCs w:val="28"/>
-        </w:rPr>
-        <w:t>聳立，</w:t>
+        <w:jc w:val="both"/>
+        <w:rPr>
+          <w:szCs w:val="28"/>
+        </w:rPr>
+      </w:pPr>
+      <w:r>
+        <w:rPr>
+          <w:rFonts w:hint="eastAsia"/>
+          <w:szCs w:val="28"/>
+        </w:rPr>
+        <w:t>從正面看，</w:t>
+      </w:r>
+      <w:r>
+        <w:rPr>
+          <w:rFonts w:hint="eastAsia"/>
+          <w:szCs w:val="28"/>
+          <w:u w:val="single"/>
+        </w:rPr>
+        <w:t>廬山</w:t>
+      </w:r>
+      <w:r>
+        <w:rPr>
+          <w:rFonts w:hint="eastAsia"/>
+          <w:szCs w:val="28"/>
+        </w:rPr>
+        <w:t>是一道綿延起伏的山嶺；從側面看，它又成了一座高聳孤立的山峰。不論是從遠處、近處、高處還是低處欣賞，</w:t>
+      </w:r>
+      <w:r>
+        <w:rPr>
+          <w:rFonts w:hint="eastAsia"/>
+          <w:szCs w:val="28"/>
+          <w:u w:val="single"/>
+        </w:rPr>
+        <w:t>廬山</w:t>
+      </w:r>
+      <w:r>
+        <w:rPr>
+          <w:rFonts w:hint="eastAsia"/>
+          <w:szCs w:val="28"/>
+        </w:rPr>
+        <w:t>所呈現的景象都各不相同。</w:t>
       </w:r>
     </w:p>
     <w:p>
       <w:pPr>
-        <w:spacing w:after="0" w:line="300" w:lineRule="auto"/>
+        <w:spacing w:beforeLines="50" w:before="120" w:after="0" w:line="440" w:lineRule="exact"/>
         <w:ind w:left="0" w:right="0" w:firstLine="0"/>
-        <w:rPr>
-          <w:szCs w:val="28"/>
-        </w:rPr>
-      </w:pPr>
-      <w:r>
-        <w:rPr>
-          <w:rFonts w:hint="eastAsia"/>
-          <w:szCs w:val="28"/>
-        </w:rPr>
-        <w:t>從遠處、近處、高處、低處看廬山，廬山呈現各種不同的樣子。</w:t>
+        <w:jc w:val="both"/>
+        <w:rPr>
+          <w:szCs w:val="28"/>
+        </w:rPr>
+      </w:pPr>
+      <w:r>
+        <w:rPr>
+          <w:rFonts w:hint="eastAsia"/>
+          <w:szCs w:val="28"/>
+        </w:rPr>
+        <w:t>之所以無法看清</w:t>
+      </w:r>
+      <w:r>
+        <w:rPr>
+          <w:rFonts w:hint="eastAsia"/>
+          <w:szCs w:val="28"/>
+          <w:u w:val="single"/>
+        </w:rPr>
+        <w:t>廬山</w:t>
+      </w:r>
+      <w:r>
+        <w:rPr>
+          <w:rFonts w:hint="eastAsia"/>
+          <w:szCs w:val="28"/>
+        </w:rPr>
+        <w:t>真正的全貌，只是因為自己正身處在這座大山之中。</w:t>
       </w:r>
     </w:p>
     <w:p>
       <w:pPr>
-        <w:spacing w:after="0" w:line="300" w:lineRule="auto"/>
-        <w:ind w:left="0" w:right="0" w:firstLine="0"/>
-        <w:rPr>
-          <w:szCs w:val="28"/>
-        </w:rPr>
-      </w:pPr>
-      <w:r>
-        <w:rPr>
-          <w:rFonts w:hint="eastAsia"/>
-          <w:szCs w:val="28"/>
-        </w:rPr>
-        <w:t>我之所以認不清廬山真正的面目，</w:t>
-      </w:r>
-    </w:p>
-    <w:p>
-      <w:pPr>
-        <w:spacing w:after="0" w:line="300" w:lineRule="auto"/>
-        <w:ind w:left="0" w:right="0" w:firstLine="0"/>
-        <w:rPr>
-          <w:szCs w:val="28"/>
-        </w:rPr>
-      </w:pPr>
-      <w:r>
-        <w:rPr>
-          <w:rFonts w:hint="eastAsia"/>
-          <w:szCs w:val="28"/>
-        </w:rPr>
-        <w:t>是因爲我人身處在廬山之中。</w:t>
-      </w:r>
-    </w:p>
-    <w:p>
-      <w:pPr>
-        <w:spacing w:beforeLines="100" w:before="240" w:after="0" w:line="300" w:lineRule="auto"/>
+        <w:spacing w:beforeLines="50" w:before="120" w:after="0" w:line="440" w:lineRule="exact"/>
         <w:ind w:left="0" w:right="0" w:firstLine="0"/>
         <w:rPr>
           <w:sz w:val="32"/>
@@ -274,7 +241,7 @@
           <w:numId w:val="25"/>
         </w:numPr>
         <w:spacing w:after="0" w:line="440" w:lineRule="exact"/>
-        <w:ind w:leftChars="0" w:left="465" w:right="0" w:hanging="482"/>
+        <w:ind w:leftChars="0" w:left="284" w:right="0" w:hanging="301"/>
         <w:rPr>
           <w:szCs w:val="28"/>
         </w:rPr>
@@ -356,7 +323,7 @@
           <w:numId w:val="25"/>
         </w:numPr>
         <w:spacing w:after="0" w:line="440" w:lineRule="exact"/>
-        <w:ind w:leftChars="0" w:left="465" w:right="0" w:hanging="482"/>
+        <w:ind w:leftChars="0" w:left="284" w:right="0" w:hanging="301"/>
         <w:rPr>
           <w:szCs w:val="28"/>
         </w:rPr>
@@ -438,7 +405,7 @@
           <w:numId w:val="25"/>
         </w:numPr>
         <w:spacing w:after="0" w:line="440" w:lineRule="exact"/>
-        <w:ind w:leftChars="0" w:left="465" w:right="0" w:hanging="482"/>
+        <w:ind w:leftChars="0" w:left="284" w:right="0" w:hanging="301"/>
         <w:rPr>
           <w:szCs w:val="28"/>
         </w:rPr>
@@ -459,7 +426,7 @@
           <w:numId w:val="25"/>
         </w:numPr>
         <w:spacing w:after="0" w:line="440" w:lineRule="exact"/>
-        <w:ind w:leftChars="0" w:left="465" w:right="0" w:hanging="482"/>
+        <w:ind w:leftChars="0" w:left="284" w:right="0" w:hanging="301"/>
         <w:rPr>
           <w:szCs w:val="28"/>
         </w:rPr>
@@ -480,7 +447,7 @@
           <w:numId w:val="25"/>
         </w:numPr>
         <w:spacing w:after="0" w:line="440" w:lineRule="exact"/>
-        <w:ind w:leftChars="0" w:left="465" w:right="0" w:hanging="482"/>
+        <w:ind w:leftChars="0" w:left="284" w:right="0" w:hanging="301"/>
         <w:rPr>
           <w:szCs w:val="28"/>
         </w:rPr>
@@ -501,7 +468,7 @@
           <w:numId w:val="25"/>
         </w:numPr>
         <w:spacing w:after="0" w:line="440" w:lineRule="exact"/>
-        <w:ind w:leftChars="0" w:left="465" w:right="0" w:hanging="482"/>
+        <w:ind w:leftChars="0" w:left="284" w:right="0" w:hanging="301"/>
         <w:rPr>
           <w:szCs w:val="28"/>
         </w:rPr>
@@ -537,7 +504,7 @@
           <w:numId w:val="25"/>
         </w:numPr>
         <w:spacing w:after="0" w:line="440" w:lineRule="exact"/>
-        <w:ind w:leftChars="0" w:left="465" w:right="0" w:hanging="482"/>
+        <w:ind w:leftChars="0" w:left="284" w:right="0" w:hanging="301"/>
         <w:rPr>
           <w:szCs w:val="28"/>
         </w:rPr>
@@ -558,7 +525,7 @@
           <w:numId w:val="25"/>
         </w:numPr>
         <w:spacing w:after="0" w:line="440" w:lineRule="exact"/>
-        <w:ind w:leftChars="0" w:left="0" w:right="0" w:firstLine="0"/>
+        <w:ind w:leftChars="0" w:left="284" w:right="0" w:hanging="301"/>
       </w:pPr>
       <w:r>
         <w:rPr>
@@ -600,35 +567,12 @@
         </w:rPr>
         <w:t>賞析</w:t>
       </w:r>
-      <w:r>
-        <w:rPr>
-          <w:rFonts w:hint="eastAsia"/>
-          <w:szCs w:val="28"/>
-        </w:rPr>
-        <w:t xml:space="preserve"> (</w:t>
-      </w:r>
-      <w:hyperlink r:id="rId9" w:history="1">
-        <w:r>
-          <w:rPr>
-            <w:rStyle w:val="a7"/>
-            <w:szCs w:val="28"/>
-          </w:rPr>
-          <w:t>https://bit.ly/3hGIHFN</w:t>
-        </w:r>
-      </w:hyperlink>
-      <w:hyperlink r:id="rId10" w:history="1"/>
-      <w:r>
-        <w:rPr>
-          <w:rFonts w:hint="eastAsia"/>
-          <w:szCs w:val="28"/>
-        </w:rPr>
-        <w:t>)</w:t>
-      </w:r>
     </w:p>
     <w:p>
       <w:pPr>
         <w:spacing w:after="0" w:line="480" w:lineRule="exact"/>
         <w:ind w:left="-6" w:right="0" w:hanging="11"/>
+        <w:jc w:val="both"/>
         <w:rPr>
           <w:szCs w:val="28"/>
         </w:rPr>
@@ -646,6 +590,36 @@
           <w:szCs w:val="28"/>
           <w:u w:val="single"/>
         </w:rPr>
+        <w:t>宋神宗</w:t>
+      </w:r>
+      <w:r>
+        <w:rPr>
+          <w:rFonts w:hint="eastAsia"/>
+          <w:szCs w:val="28"/>
+        </w:rPr>
+        <w:t xml:space="preserve"> </w:t>
+      </w:r>
+      <w:r>
+        <w:rPr>
+          <w:rFonts w:hint="eastAsia"/>
+          <w:szCs w:val="28"/>
+          <w:u w:val="single"/>
+        </w:rPr>
+        <w:t>元豐</w:t>
+      </w:r>
+      <w:r>
+        <w:rPr>
+          <w:rFonts w:hint="eastAsia"/>
+          <w:szCs w:val="28"/>
+        </w:rPr>
+        <w:t>七年，</w:t>
+      </w:r>
+      <w:r>
+        <w:rPr>
+          <w:rFonts w:hint="eastAsia"/>
+          <w:szCs w:val="28"/>
+          <w:u w:val="single"/>
+        </w:rPr>
         <w:t>蘇軾</w:t>
       </w:r>
       <w:r>
@@ -677,7 +651,7 @@
           <w:rFonts w:hint="eastAsia"/>
           <w:szCs w:val="28"/>
         </w:rPr>
-        <w:t>貶赴</w:t>
+        <w:t>貶所改官</w:t>
       </w:r>
       <w:r>
         <w:rPr>
@@ -687,20 +661,13 @@
         </w:rPr>
         <w:t>汝州</w:t>
       </w:r>
-      <w:r>
-        <w:rPr>
-          <w:rFonts w:hint="eastAsia"/>
-          <w:szCs w:val="28"/>
-        </w:rPr>
-        <w:t>任團練副使</w:t>
-      </w:r>
       <w:proofErr w:type="gramEnd"/>
       <w:r>
         <w:rPr>
           <w:rFonts w:hint="eastAsia"/>
           <w:szCs w:val="28"/>
         </w:rPr>
-        <w:t>時經過</w:t>
+        <w:t>，途中遊歷</w:t>
       </w:r>
       <w:r>
         <w:rPr>
@@ -708,49 +675,6 @@
           <w:szCs w:val="28"/>
           <w:u w:val="single"/>
         </w:rPr>
-        <w:t>九江</w:t>
-      </w:r>
-      <w:r>
-        <w:rPr>
-          <w:rFonts w:hint="eastAsia"/>
-          <w:szCs w:val="28"/>
-        </w:rPr>
-        <w:t>，</w:t>
-      </w:r>
-      <w:r>
-        <w:t>與</w:t>
-      </w:r>
-      <w:r>
-        <w:rPr>
-          <w:rFonts w:hint="eastAsia"/>
-        </w:rPr>
-        <w:t>僧人</w:t>
-      </w:r>
-      <w:hyperlink r:id="rId11" w:history="1">
-        <w:r>
-          <w:rPr>
-            <w:rStyle w:val="a7"/>
-            <w:rFonts w:hint="eastAsia"/>
-          </w:rPr>
-          <w:t>參</w:t>
-        </w:r>
-        <w:proofErr w:type="gramStart"/>
-        <w:r>
-          <w:rPr>
-            <w:rStyle w:val="a7"/>
-            <w:rFonts w:hint="eastAsia"/>
-          </w:rPr>
-          <w:t>寥</w:t>
-        </w:r>
-        <w:proofErr w:type="gramEnd"/>
-      </w:hyperlink>
-      <w:r>
-        <w:t>同遊</w:t>
-      </w:r>
-      <w:r>
-        <w:rPr>
-          <w:u w:val="single"/>
-        </w:rPr>
         <w:t>廬山</w:t>
       </w:r>
       <w:r>
@@ -758,7 +682,7 @@
           <w:rFonts w:hint="eastAsia"/>
           <w:szCs w:val="28"/>
         </w:rPr>
-        <w:t>。瑰麗的山水觸發</w:t>
+        <w:t>，被其</w:t>
       </w:r>
       <w:proofErr w:type="gramStart"/>
       <w:r>
@@ -768,7 +692,7 @@
           <w:bCs/>
           <w:szCs w:val="28"/>
         </w:rPr>
-        <w:t>逸興壯思</w:t>
+        <w:t>雄奇磅礡</w:t>
       </w:r>
       <w:proofErr w:type="gramEnd"/>
       <w:r>
@@ -776,7 +700,7 @@
           <w:rFonts w:hint="eastAsia"/>
           <w:szCs w:val="28"/>
         </w:rPr>
-        <w:t>，於是寫下了若干首</w:t>
+        <w:t>的景緻所震撼，在</w:t>
       </w:r>
       <w:r>
         <w:rPr>
@@ -784,15 +708,92 @@
           <w:szCs w:val="28"/>
           <w:u w:val="single"/>
         </w:rPr>
+        <w:t>西林寺</w:t>
+      </w:r>
+      <w:r>
+        <w:rPr>
+          <w:rFonts w:hint="eastAsia"/>
+          <w:szCs w:val="28"/>
+        </w:rPr>
+        <w:t>牆壁上題下了這首千古絕唱。這不單是一首描繪自然風光的寫景詩，更是一首將自然觀察昇華為人生哲理的「哲理詩」。</w:t>
+      </w:r>
+    </w:p>
+    <w:p>
+      <w:pPr>
+        <w:spacing w:after="0" w:line="480" w:lineRule="exact"/>
+        <w:ind w:left="-6" w:right="0" w:hanging="11"/>
+        <w:jc w:val="both"/>
+        <w:rPr>
+          <w:szCs w:val="28"/>
+        </w:rPr>
+      </w:pPr>
+      <w:r>
+        <w:rPr>
+          <w:rFonts w:hint="eastAsia"/>
+          <w:szCs w:val="28"/>
+        </w:rPr>
+        <w:t xml:space="preserve">　　</w:t>
+      </w:r>
+      <w:r>
+        <w:rPr>
+          <w:rFonts w:hint="eastAsia"/>
+          <w:szCs w:val="28"/>
+        </w:rPr>
+        <w:t>詩的前兩句「橫看成嶺</w:t>
+      </w:r>
+      <w:proofErr w:type="gramStart"/>
+      <w:r>
+        <w:rPr>
+          <w:rFonts w:hint="eastAsia"/>
+          <w:szCs w:val="28"/>
+        </w:rPr>
+        <w:t>側成峰</w:t>
+      </w:r>
+      <w:proofErr w:type="gramEnd"/>
+      <w:r>
+        <w:rPr>
+          <w:rFonts w:hint="eastAsia"/>
+          <w:szCs w:val="28"/>
+        </w:rPr>
+        <w:t>，遠近高低各不同」，展現了極高的空間流動感。</w:t>
+      </w:r>
+      <w:r>
+        <w:rPr>
+          <w:rFonts w:hint="eastAsia"/>
+          <w:szCs w:val="28"/>
+          <w:u w:val="single"/>
+        </w:rPr>
+        <w:t>蘇軾</w:t>
+      </w:r>
+      <w:r>
+        <w:rPr>
+          <w:rFonts w:hint="eastAsia"/>
+          <w:szCs w:val="28"/>
+        </w:rPr>
+        <w:t>不採取單一視角的定點靜態描寫，而是透過「橫、側、遠、近、高、低」六個空間維度的轉換，捕捉</w:t>
+      </w:r>
+      <w:r>
+        <w:rPr>
+          <w:rFonts w:hint="eastAsia"/>
+          <w:szCs w:val="28"/>
+          <w:u w:val="single"/>
+        </w:rPr>
         <w:t>廬山</w:t>
       </w:r>
+      <w:r>
+        <w:rPr>
+          <w:rFonts w:hint="eastAsia"/>
+          <w:szCs w:val="28"/>
+        </w:rPr>
+        <w:t>千姿百態的面貌。正面凝視時，它是綿延不絕的山嶺；</w:t>
+      </w:r>
       <w:proofErr w:type="gramStart"/>
       <w:r>
         <w:rPr>
           <w:rFonts w:hint="eastAsia"/>
           <w:szCs w:val="28"/>
         </w:rPr>
-        <w:t>記遊詩</w:t>
+        <w:t>側眼端詳</w:t>
       </w:r>
       <w:proofErr w:type="gramEnd"/>
       <w:r>
@@ -800,7 +801,7 @@
           <w:rFonts w:hint="eastAsia"/>
           <w:szCs w:val="28"/>
         </w:rPr>
-        <w:t>。《題西林壁》是遊觀</w:t>
+        <w:t>時，它又化為高聳挺拔的山峰。這兩句不僅寫出了</w:t>
       </w:r>
       <w:r>
         <w:rPr>
@@ -815,69 +816,9 @@
           <w:rFonts w:hint="eastAsia"/>
           <w:szCs w:val="28"/>
         </w:rPr>
-        <w:t>後的總結，它描寫</w:t>
-      </w:r>
-      <w:r>
-        <w:rPr>
-          <w:rFonts w:hint="eastAsia"/>
-          <w:szCs w:val="28"/>
-          <w:u w:val="single"/>
-        </w:rPr>
-        <w:t>廬山</w:t>
-      </w:r>
-      <w:r>
-        <w:rPr>
-          <w:rFonts w:hint="eastAsia"/>
-          <w:szCs w:val="28"/>
-        </w:rPr>
-        <w:t>變化多姿的面貌，並借景說理，指出觀察問題應客觀全面，如果主觀片面，就得不出正確的結論。開頭兩句“橫看成嶺側成</w:t>
-      </w:r>
-      <w:r>
-        <w:rPr>
-          <w:rFonts w:hint="eastAsia"/>
-          <w:szCs w:val="28"/>
-        </w:rPr>
-        <w:t>峰</w:t>
-      </w:r>
-      <w:r>
-        <w:rPr>
-          <w:rFonts w:hint="eastAsia"/>
-          <w:szCs w:val="28"/>
-        </w:rPr>
-        <w:t>，遠近高低各不同”，</w:t>
+        <w:t>「</w:t>
       </w:r>
       <w:proofErr w:type="gramStart"/>
-      <w:r>
-        <w:rPr>
-          <w:rFonts w:hint="eastAsia"/>
-          <w:szCs w:val="28"/>
-        </w:rPr>
-        <w:t>實寫遊山</w:t>
-      </w:r>
-      <w:proofErr w:type="gramEnd"/>
-      <w:r>
-        <w:rPr>
-          <w:rFonts w:hint="eastAsia"/>
-          <w:szCs w:val="28"/>
-        </w:rPr>
-        <w:t>所見。</w:t>
-      </w:r>
-      <w:r>
-        <w:rPr>
-          <w:rFonts w:hint="eastAsia"/>
-          <w:szCs w:val="28"/>
-          <w:u w:val="single"/>
-        </w:rPr>
-        <w:t>廬山</w:t>
-      </w:r>
-      <w:proofErr w:type="gramStart"/>
-      <w:r>
-        <w:rPr>
-          <w:rFonts w:hint="eastAsia"/>
-          <w:szCs w:val="28"/>
-        </w:rPr>
-        <w:t>是座</w:t>
-      </w:r>
       <w:r>
         <w:rPr>
           <w:rFonts w:hint="eastAsia"/>
@@ -885,7 +826,7 @@
           <w:bCs/>
           <w:szCs w:val="28"/>
         </w:rPr>
-        <w:t>丘壑</w:t>
+        <w:t>移步換形</w:t>
       </w:r>
       <w:proofErr w:type="gramEnd"/>
       <w:r>
@@ -893,63 +834,71 @@
           <w:rFonts w:hint="eastAsia"/>
           <w:szCs w:val="28"/>
         </w:rPr>
-        <w:t>縱橫、</w:t>
-      </w:r>
-      <w:r>
-        <w:rPr>
+        <w:t>」的景觀特色，也暗示了客觀事物的複雜性</w:t>
+      </w:r>
+      <w:r>
+        <w:rPr>
+          <w:rFonts w:hint="eastAsia"/>
+          <w:szCs w:val="28"/>
+        </w:rPr>
+        <w:t>--</w:t>
+      </w:r>
+      <w:r>
+        <w:rPr>
+          <w:rFonts w:hint="eastAsia"/>
+          <w:szCs w:val="28"/>
+        </w:rPr>
+        <w:t>當我們所處的位置不同、看待的角度相異，所得到的認知自然也完全不同。</w:t>
+      </w:r>
+    </w:p>
+    <w:p>
+      <w:pPr>
+        <w:spacing w:after="0" w:line="480" w:lineRule="exact"/>
+        <w:ind w:left="-6" w:right="0" w:hanging="11"/>
+        <w:jc w:val="both"/>
+        <w:rPr>
+          <w:rFonts w:hint="eastAsia"/>
+          <w:szCs w:val="28"/>
+        </w:rPr>
+      </w:pPr>
+      <w:r>
+        <w:rPr>
+          <w:rFonts w:hint="eastAsia"/>
+          <w:szCs w:val="28"/>
+        </w:rPr>
+        <w:t xml:space="preserve">　　</w:t>
+      </w:r>
+      <w:r>
+        <w:rPr>
+          <w:rFonts w:hint="eastAsia"/>
+          <w:szCs w:val="28"/>
+        </w:rPr>
+        <w:t>後兩句「不識廬山真面目，只緣身在此山中」則</w:t>
+      </w:r>
+      <w:proofErr w:type="gramStart"/>
+      <w:r>
+        <w:rPr>
+          <w:rFonts w:hint="eastAsia"/>
+          <w:szCs w:val="28"/>
+        </w:rPr>
+        <w:t>是全詩的</w:t>
+      </w:r>
+      <w:proofErr w:type="gramEnd"/>
+      <w:r>
+        <w:rPr>
+          <w:rFonts w:hint="eastAsia"/>
           <w:b/>
           <w:bCs/>
           <w:szCs w:val="28"/>
         </w:rPr>
-        <w:t>峰</w:t>
-      </w:r>
-      <w:r>
-        <w:rPr>
-          <w:rFonts w:hint="eastAsia"/>
-          <w:b/>
-          <w:bCs/>
-          <w:szCs w:val="28"/>
-        </w:rPr>
-        <w:t>巒</w:t>
-      </w:r>
-      <w:r>
-        <w:rPr>
-          <w:rFonts w:hint="eastAsia"/>
-          <w:szCs w:val="28"/>
-        </w:rPr>
-        <w:t>起伏的大山，遊人所處的位置不同，看到的景物也各不相同。這兩句概括而形象地寫出了</w:t>
-      </w:r>
-      <w:proofErr w:type="gramStart"/>
-      <w:r>
-        <w:rPr>
-          <w:rFonts w:hint="eastAsia"/>
-          <w:szCs w:val="28"/>
-        </w:rPr>
-        <w:t>移步換形</w:t>
-      </w:r>
-      <w:proofErr w:type="gramEnd"/>
-      <w:r>
-        <w:rPr>
-          <w:rFonts w:hint="eastAsia"/>
-          <w:szCs w:val="28"/>
-        </w:rPr>
-        <w:t>、千</w:t>
-      </w:r>
-      <w:proofErr w:type="gramStart"/>
-      <w:r>
-        <w:rPr>
-          <w:rFonts w:hint="eastAsia"/>
-          <w:szCs w:val="28"/>
-        </w:rPr>
-        <w:t>姿萬態</w:t>
-      </w:r>
-      <w:proofErr w:type="gramEnd"/>
-      <w:r>
-        <w:rPr>
-          <w:rFonts w:hint="eastAsia"/>
-          <w:szCs w:val="28"/>
-        </w:rPr>
-        <w:t>的</w:t>
+        <w:t>精髓</w:t>
+      </w:r>
+      <w:r>
+        <w:rPr>
+          <w:rFonts w:hint="eastAsia"/>
+          <w:szCs w:val="28"/>
+        </w:rPr>
+        <w:t>所在。詩人拋出了一個看似矛盾的現象：我們既然已經走進了</w:t>
       </w:r>
       <w:r>
         <w:rPr>
@@ -964,384 +913,53 @@
           <w:rFonts w:hint="eastAsia"/>
           <w:szCs w:val="28"/>
         </w:rPr>
-        <w:t>風景。</w:t>
+        <w:t>、置身於山中，按理說應該最了解它，但為什麼反而「看不清它的真面目」呢？</w:t>
+      </w:r>
+      <w:r>
+        <w:rPr>
+          <w:rFonts w:hint="eastAsia"/>
+          <w:szCs w:val="28"/>
+          <w:u w:val="single"/>
+        </w:rPr>
+        <w:t>蘇軾</w:t>
+      </w:r>
+      <w:r>
+        <w:rPr>
+          <w:rFonts w:hint="eastAsia"/>
+          <w:szCs w:val="28"/>
+        </w:rPr>
+        <w:t>給出了極具智慧的解答：正因為我們與對象的距離太近，被局部的岩壁、樹林遮蔽了雙眼，反而喪失了宏觀全局的視野。</w:t>
       </w:r>
     </w:p>
     <w:p>
       <w:pPr>
+        <w:tabs>
+          <w:tab w:val="left" w:pos="8550"/>
+        </w:tabs>
+        <w:rPr>
+          <w:szCs w:val="28"/>
+        </w:rPr>
+      </w:pPr>
+      <w:r>
+        <w:rPr>
+          <w:szCs w:val="28"/>
+        </w:rPr>
+        <w:tab/>
+      </w:r>
+      <w:r>
+        <w:rPr>
+          <w:szCs w:val="28"/>
+        </w:rPr>
+        <w:tab/>
+      </w:r>
+    </w:p>
+    <w:p>
+      <w:pPr>
         <w:spacing w:after="0" w:line="480" w:lineRule="exact"/>
         <w:ind w:left="-6" w:right="0" w:hanging="11"/>
-        <w:rPr>
-          <w:szCs w:val="28"/>
-        </w:rPr>
-      </w:pPr>
-      <w:r>
-        <w:rPr>
-          <w:rFonts w:hint="eastAsia"/>
-          <w:szCs w:val="28"/>
-        </w:rPr>
-        <w:t xml:space="preserve">    </w:t>
-      </w:r>
-      <w:r>
-        <w:rPr>
-          <w:rFonts w:hint="eastAsia"/>
-          <w:szCs w:val="28"/>
-        </w:rPr>
-        <w:t>後兩句“不識廬山真面目，只緣身在此山中”，是即景說理，談遊山的體會（心中所想）。爲什麼不能辨認</w:t>
-      </w:r>
-      <w:r>
-        <w:rPr>
-          <w:rFonts w:hint="eastAsia"/>
-          <w:szCs w:val="28"/>
-          <w:u w:val="single"/>
-        </w:rPr>
-        <w:t>廬山</w:t>
-      </w:r>
-      <w:r>
-        <w:rPr>
-          <w:rFonts w:hint="eastAsia"/>
-          <w:szCs w:val="28"/>
-        </w:rPr>
-        <w:t>的真實面目呢？因爲身在</w:t>
-      </w:r>
-      <w:r>
-        <w:rPr>
-          <w:rFonts w:hint="eastAsia"/>
-          <w:szCs w:val="28"/>
-          <w:u w:val="single"/>
-        </w:rPr>
-        <w:t>廬山</w:t>
-      </w:r>
-      <w:r>
-        <w:rPr>
-          <w:rFonts w:hint="eastAsia"/>
-          <w:szCs w:val="28"/>
-        </w:rPr>
-        <w:t>之中，視野爲</w:t>
-      </w:r>
-      <w:r>
-        <w:rPr>
-          <w:rFonts w:hint="eastAsia"/>
-          <w:szCs w:val="28"/>
-          <w:u w:val="single"/>
-        </w:rPr>
-        <w:t>廬山</w:t>
-      </w:r>
-      <w:r>
-        <w:rPr>
-          <w:rFonts w:hint="eastAsia"/>
-          <w:szCs w:val="28"/>
-        </w:rPr>
-        <w:t>的</w:t>
-      </w:r>
-      <w:r>
-        <w:rPr>
-          <w:rFonts w:hint="eastAsia"/>
-          <w:szCs w:val="28"/>
-        </w:rPr>
-        <w:t>峰</w:t>
-      </w:r>
-      <w:r>
-        <w:rPr>
-          <w:rFonts w:hint="eastAsia"/>
-          <w:szCs w:val="28"/>
-        </w:rPr>
-        <w:t>巒所侷限，看到的只是</w:t>
-      </w:r>
-      <w:r>
-        <w:rPr>
-          <w:rFonts w:hint="eastAsia"/>
-          <w:szCs w:val="28"/>
-          <w:u w:val="single"/>
-        </w:rPr>
-        <w:t>廬山</w:t>
-      </w:r>
-      <w:r>
-        <w:rPr>
-          <w:rFonts w:hint="eastAsia"/>
-          <w:szCs w:val="28"/>
-        </w:rPr>
-        <w:t>的一</w:t>
-      </w:r>
-      <w:r>
-        <w:rPr>
-          <w:rFonts w:hint="eastAsia"/>
-          <w:szCs w:val="28"/>
-        </w:rPr>
-        <w:t>峰</w:t>
-      </w:r>
-      <w:r>
-        <w:rPr>
-          <w:rFonts w:hint="eastAsia"/>
-          <w:szCs w:val="28"/>
-        </w:rPr>
-        <w:t>一嶺一丘一壑，局部而已，這必然帶有片面性。遊山所見如此，觀察世上事物也常如此。這兩</w:t>
-      </w:r>
-      <w:proofErr w:type="gramStart"/>
-      <w:r>
-        <w:rPr>
-          <w:rFonts w:hint="eastAsia"/>
-          <w:szCs w:val="28"/>
-        </w:rPr>
-        <w:t>句詩有</w:t>
-      </w:r>
-      <w:r>
-        <w:rPr>
-          <w:rFonts w:hint="eastAsia"/>
-          <w:szCs w:val="28"/>
-        </w:rPr>
-        <w:t>著</w:t>
-      </w:r>
-      <w:proofErr w:type="gramEnd"/>
-      <w:r>
-        <w:rPr>
-          <w:rFonts w:hint="eastAsia"/>
-          <w:szCs w:val="28"/>
-        </w:rPr>
-        <w:t>豐富的內涵，它</w:t>
-      </w:r>
-      <w:r>
-        <w:rPr>
-          <w:rFonts w:hint="eastAsia"/>
-          <w:b/>
-          <w:bCs/>
-          <w:szCs w:val="28"/>
-        </w:rPr>
-        <w:t>啓迪</w:t>
-      </w:r>
-      <w:r>
-        <w:rPr>
-          <w:rFonts w:hint="eastAsia"/>
-          <w:szCs w:val="28"/>
-        </w:rPr>
-        <w:t>人們認識爲人處事的一個</w:t>
-      </w:r>
-      <w:r>
-        <w:rPr>
-          <w:rFonts w:hint="eastAsia"/>
-          <w:b/>
-          <w:bCs/>
-          <w:szCs w:val="28"/>
-        </w:rPr>
-        <w:t>哲理</w:t>
-      </w:r>
-      <w:r>
-        <w:rPr>
-          <w:rFonts w:hint="eastAsia"/>
-          <w:szCs w:val="28"/>
-        </w:rPr>
-        <w:t>--</w:t>
-      </w:r>
-      <w:r>
-        <w:rPr>
-          <w:rFonts w:hint="eastAsia"/>
-          <w:szCs w:val="28"/>
-        </w:rPr>
-        <w:t>由於人們所處的地位不同，看問題的出發點不同，對客觀事物的認識難免有一定的片面性；要認識事物的真相與全貌，必須超越狹小的範圍，擺脫主觀成見。</w:t>
-      </w:r>
-    </w:p>
-    <w:p>
-      <w:pPr>
-        <w:spacing w:after="0" w:line="480" w:lineRule="exact"/>
-        <w:ind w:left="-6" w:right="0" w:hanging="11"/>
-        <w:rPr>
-          <w:szCs w:val="28"/>
-        </w:rPr>
-      </w:pPr>
-      <w:r>
-        <w:rPr>
-          <w:rFonts w:hint="eastAsia"/>
-          <w:szCs w:val="28"/>
-        </w:rPr>
-        <w:lastRenderedPageBreak/>
-        <w:t xml:space="preserve">    </w:t>
-      </w:r>
-      <w:r>
-        <w:rPr>
-          <w:rFonts w:hint="eastAsia"/>
-          <w:szCs w:val="28"/>
-        </w:rPr>
-        <w:t>這是一首哲理詩，但詩人不是抽象</w:t>
-      </w:r>
-      <w:r>
-        <w:rPr>
-          <w:rFonts w:hint="eastAsia"/>
-          <w:szCs w:val="28"/>
-        </w:rPr>
-        <w:t>的</w:t>
-      </w:r>
-      <w:r>
-        <w:rPr>
-          <w:rFonts w:hint="eastAsia"/>
-          <w:szCs w:val="28"/>
-        </w:rPr>
-        <w:t>發議論，而是緊緊</w:t>
-      </w:r>
-      <w:r>
-        <w:rPr>
-          <w:rFonts w:hint="eastAsia"/>
-          <w:b/>
-          <w:bCs/>
-          <w:szCs w:val="28"/>
-        </w:rPr>
-        <w:t>扣住</w:t>
-      </w:r>
-      <w:proofErr w:type="gramStart"/>
-      <w:r>
-        <w:rPr>
-          <w:rFonts w:hint="eastAsia"/>
-          <w:szCs w:val="28"/>
-        </w:rPr>
-        <w:t>遊山談出</w:t>
-      </w:r>
-      <w:proofErr w:type="gramEnd"/>
-      <w:r>
-        <w:rPr>
-          <w:rFonts w:hint="eastAsia"/>
-          <w:szCs w:val="28"/>
-        </w:rPr>
-        <w:t>自己獨特的感受，藉助</w:t>
-      </w:r>
-      <w:r>
-        <w:rPr>
-          <w:rFonts w:hint="eastAsia"/>
-          <w:szCs w:val="28"/>
-          <w:u w:val="single"/>
-        </w:rPr>
-        <w:t>廬山</w:t>
-      </w:r>
-      <w:r>
-        <w:rPr>
-          <w:rFonts w:hint="eastAsia"/>
-          <w:szCs w:val="28"/>
-        </w:rPr>
-        <w:t>的形象，用通俗的語言深入淺出地表達哲理，故而親切自然。</w:t>
-      </w:r>
-    </w:p>
-    <w:p>
-      <w:pPr>
-        <w:spacing w:after="0" w:line="480" w:lineRule="exact"/>
-        <w:ind w:left="-6" w:right="0" w:hanging="11"/>
-        <w:rPr>
-          <w:szCs w:val="28"/>
-        </w:rPr>
-      </w:pPr>
-      <w:r>
-        <w:rPr>
-          <w:rFonts w:hint="eastAsia"/>
-          <w:szCs w:val="28"/>
-        </w:rPr>
-        <w:t xml:space="preserve">    </w:t>
-      </w:r>
-      <w:r>
-        <w:rPr>
-          <w:rFonts w:hint="eastAsia"/>
-          <w:szCs w:val="28"/>
-        </w:rPr>
-        <w:t>這首詩寓意十分深刻，但所用的語言卻異常淺顯。深入淺出，這正是</w:t>
-      </w:r>
-      <w:r>
-        <w:rPr>
-          <w:rFonts w:hint="eastAsia"/>
-          <w:szCs w:val="28"/>
-          <w:u w:val="single"/>
-        </w:rPr>
-        <w:t>蘇軾</w:t>
-      </w:r>
-      <w:r>
-        <w:rPr>
-          <w:rFonts w:hint="eastAsia"/>
-          <w:szCs w:val="28"/>
-        </w:rPr>
-        <w:t>的一種語言特色。</w:t>
-      </w:r>
-      <w:r>
-        <w:rPr>
-          <w:rFonts w:hint="eastAsia"/>
-          <w:szCs w:val="28"/>
-          <w:u w:val="single"/>
-        </w:rPr>
-        <w:t>蘇軾</w:t>
-      </w:r>
-      <w:r>
-        <w:rPr>
-          <w:rFonts w:hint="eastAsia"/>
-          <w:szCs w:val="28"/>
-        </w:rPr>
-        <w:t>寫詩，全無</w:t>
-      </w:r>
-      <w:r>
-        <w:rPr>
-          <w:rFonts w:hint="eastAsia"/>
-          <w:b/>
-          <w:bCs/>
-          <w:szCs w:val="28"/>
-        </w:rPr>
-        <w:t>雕琢</w:t>
-      </w:r>
-      <w:r>
-        <w:rPr>
-          <w:rFonts w:hint="eastAsia"/>
-          <w:szCs w:val="28"/>
-        </w:rPr>
-        <w:t>習氣。詩人所追求的是用一種質樸無華、</w:t>
-      </w:r>
-      <w:proofErr w:type="gramStart"/>
-      <w:r>
-        <w:rPr>
-          <w:rFonts w:hint="eastAsia"/>
-          <w:b/>
-          <w:bCs/>
-          <w:szCs w:val="28"/>
-        </w:rPr>
-        <w:t>條暢</w:t>
-      </w:r>
-      <w:r>
-        <w:rPr>
-          <w:rFonts w:hint="eastAsia"/>
-          <w:szCs w:val="28"/>
-        </w:rPr>
-        <w:t>流利</w:t>
-      </w:r>
-      <w:proofErr w:type="gramEnd"/>
-      <w:r>
-        <w:rPr>
-          <w:rFonts w:hint="eastAsia"/>
-          <w:szCs w:val="28"/>
-        </w:rPr>
-        <w:t>的語言表現一種清新的、前人未曾道的意境；而這意境又是不時閃爍</w:t>
-      </w:r>
-      <w:r>
-        <w:rPr>
-          <w:rFonts w:hint="eastAsia"/>
-          <w:szCs w:val="28"/>
-        </w:rPr>
-        <w:t>著</w:t>
-      </w:r>
-      <w:proofErr w:type="gramStart"/>
-      <w:r>
-        <w:rPr>
-          <w:rFonts w:hint="eastAsia"/>
-          <w:b/>
-          <w:bCs/>
-          <w:szCs w:val="28"/>
-        </w:rPr>
-        <w:t>熒熒</w:t>
-      </w:r>
-      <w:proofErr w:type="gramEnd"/>
-      <w:r>
-        <w:rPr>
-          <w:rFonts w:hint="eastAsia"/>
-          <w:szCs w:val="28"/>
-        </w:rPr>
-        <w:t>的哲理之光。從這首詩來看，語言的表述是簡明的，而其內涵卻是豐富的。</w:t>
-      </w:r>
-    </w:p>
-    <w:p>
-      <w:pPr>
-        <w:spacing w:after="0" w:line="480" w:lineRule="exact"/>
-        <w:ind w:left="-6" w:right="0" w:hanging="11"/>
-        <w:rPr>
+        <w:jc w:val="both"/>
+        <w:rPr>
+          <w:rFonts w:hint="eastAsia"/>
           <w:b/>
           <w:sz w:val="40"/>
           <w:szCs w:val="40"/>
@@ -1352,14 +970,15 @@
           <w:rFonts w:hint="eastAsia"/>
           <w:szCs w:val="28"/>
         </w:rPr>
-        <w:t xml:space="preserve">    </w:t>
-      </w:r>
-      <w:r>
-        <w:rPr>
-          <w:rFonts w:hint="eastAsia"/>
-          <w:szCs w:val="28"/>
-        </w:rPr>
-        <w:t>詩人在四句詩中，概括地描繪了</w:t>
+        <w:lastRenderedPageBreak/>
+        <w:t xml:space="preserve">　　</w:t>
+      </w:r>
+      <w:r>
+        <w:rPr>
+          <w:rFonts w:hint="eastAsia"/>
+          <w:szCs w:val="28"/>
+        </w:rPr>
+        <w:t>《題西林壁》的偉大之處，在於</w:t>
       </w:r>
       <w:r>
         <w:rPr>
@@ -1367,47 +986,80 @@
           <w:szCs w:val="28"/>
           <w:u w:val="single"/>
         </w:rPr>
-        <w:t>廬山</w:t>
-      </w:r>
-      <w:r>
-        <w:rPr>
-          <w:rFonts w:hint="eastAsia"/>
-          <w:szCs w:val="28"/>
-        </w:rPr>
-        <w:t>的形象的特徵，同時又準確地指出看山不得要領的道理。</w:t>
-      </w:r>
-      <w:r>
-        <w:rPr>
-          <w:rFonts w:hint="eastAsia"/>
-          <w:szCs w:val="28"/>
-        </w:rPr>
-        <w:t>鮮明的感性</w:t>
-      </w:r>
-      <w:r>
-        <w:rPr>
-          <w:rFonts w:hint="eastAsia"/>
-          <w:szCs w:val="28"/>
-        </w:rPr>
-        <w:t>與</w:t>
-      </w:r>
-      <w:r>
-        <w:rPr>
-          <w:rFonts w:hint="eastAsia"/>
-          <w:szCs w:val="28"/>
-        </w:rPr>
-        <w:t>明晰的理性</w:t>
-      </w:r>
-      <w:r>
-        <w:rPr>
-          <w:rFonts w:hint="eastAsia"/>
-          <w:szCs w:val="28"/>
-        </w:rPr>
-        <w:t>交織一起，互爲因果，詩的形象因此昇華爲理性王國裏的典型，這就是人們爲什麼千百次的把後兩句當作哲理的警句的原因。</w:t>
+        <w:t>蘇軾</w:t>
+      </w:r>
+      <w:r>
+        <w:rPr>
+          <w:rFonts w:hint="eastAsia"/>
+          <w:szCs w:val="28"/>
+        </w:rPr>
+        <w:t>成功將「遊山」的身體經驗，轉化為「</w:t>
+      </w:r>
+      <w:proofErr w:type="gramStart"/>
+      <w:r>
+        <w:rPr>
+          <w:rFonts w:hint="eastAsia"/>
+          <w:szCs w:val="28"/>
+        </w:rPr>
+        <w:t>觀物</w:t>
+      </w:r>
+      <w:proofErr w:type="gramEnd"/>
+      <w:r>
+        <w:rPr>
+          <w:rFonts w:hint="eastAsia"/>
+          <w:szCs w:val="28"/>
+        </w:rPr>
+        <w:t>」與「處世」的普遍哲理。它告訴我們，人在面對複雜的人事物、甚至是審視自我時，往往會陷入「當局者迷」的困境。要看清真相，就必須具備抽離現狀的能力</w:t>
+      </w:r>
+      <w:r>
+        <w:rPr>
+          <w:szCs w:val="28"/>
+        </w:rPr>
+        <w:br/>
+      </w:r>
+      <w:r>
+        <w:rPr>
+          <w:rFonts w:hint="eastAsia"/>
+          <w:szCs w:val="28"/>
+        </w:rPr>
+        <w:t>，跳脫主觀的盲點與既有的利益框架。</w:t>
+      </w:r>
+      <w:proofErr w:type="gramStart"/>
+      <w:r>
+        <w:rPr>
+          <w:rFonts w:hint="eastAsia"/>
+          <w:szCs w:val="28"/>
+        </w:rPr>
+        <w:t>這首短詩</w:t>
+      </w:r>
+      <w:proofErr w:type="gramEnd"/>
+      <w:r>
+        <w:rPr>
+          <w:rFonts w:hint="eastAsia"/>
+          <w:szCs w:val="28"/>
+        </w:rPr>
+        <w:t>沒有說教的枯燥，而是用最</w:t>
+      </w:r>
+      <w:r>
+        <w:rPr>
+          <w:rFonts w:hint="eastAsia"/>
+          <w:b/>
+          <w:bCs/>
+          <w:szCs w:val="28"/>
+        </w:rPr>
+        <w:t>質樸</w:t>
+      </w:r>
+      <w:r>
+        <w:rPr>
+          <w:rFonts w:hint="eastAsia"/>
+          <w:szCs w:val="28"/>
+        </w:rPr>
+        <w:t>的語言，為後世留下了「旁觀者清」的無窮智慧。</w:t>
       </w:r>
     </w:p>
     <w:p>
       <w:pPr>
-        <w:spacing w:beforeLines="100" w:before="240" w:after="0" w:line="300" w:lineRule="auto"/>
+        <w:spacing w:beforeLines="50" w:before="120" w:after="0" w:line="480" w:lineRule="exact"/>
         <w:ind w:left="-6" w:right="0" w:hanging="11"/>
         <w:rPr>
           <w:bCs/>
@@ -1434,7 +1086,8 @@
           <w:numId w:val="14"/>
         </w:numPr>
         <w:spacing w:after="0" w:line="480" w:lineRule="exact"/>
-        <w:ind w:leftChars="0" w:right="0"/>
+        <w:ind w:leftChars="0" w:left="284" w:right="0" w:hanging="284"/>
+        <w:jc w:val="both"/>
         <w:rPr>
           <w:szCs w:val="28"/>
         </w:rPr>
@@ -1445,7 +1098,23 @@
           <w:rFonts w:hint="eastAsia"/>
           <w:szCs w:val="28"/>
         </w:rPr>
-        <w:t>逸興</w:t>
+        <w:t>雄奇磅礡</w:t>
+      </w:r>
+      <w:r>
+        <w:rPr>
+          <w:rFonts w:hint="eastAsia"/>
+          <w:szCs w:val="28"/>
+        </w:rPr>
+        <w:t>(</w:t>
+      </w:r>
+      <w:r>
+        <w:rPr>
+          <w:rFonts w:hint="eastAsia"/>
+          <w:color w:val="FF0000"/>
+          <w:sz w:val="16"/>
+          <w:szCs w:val="16"/>
+        </w:rPr>
+        <w:t>ㄆㄤ ㄆㄛˊ</w:t>
       </w:r>
       <w:proofErr w:type="gramEnd"/>
       <w:r>
@@ -1453,22 +1122,22 @@
           <w:rFonts w:hint="eastAsia"/>
           <w:szCs w:val="28"/>
         </w:rPr>
+        <w:t>)</w:t>
+      </w:r>
+      <w:r>
+        <w:rPr>
+          <w:rFonts w:hint="eastAsia"/>
+          <w:szCs w:val="28"/>
+        </w:rPr>
         <w:t>：</w:t>
       </w:r>
-      <w:r>
-        <w:rPr>
-          <w:rFonts w:hint="eastAsia"/>
-          <w:szCs w:val="28"/>
-        </w:rPr>
-        <w:t>超脫世俗的意興。【例】今晚大伙暢談抱負，</w:t>
-      </w:r>
       <w:proofErr w:type="gramStart"/>
       <w:r>
         <w:rPr>
           <w:rFonts w:hint="eastAsia"/>
           <w:szCs w:val="28"/>
         </w:rPr>
-        <w:t>逸興飛揚</w:t>
+        <w:t>雄奇</w:t>
       </w:r>
       <w:proofErr w:type="gramEnd"/>
       <w:r>
@@ -1476,7 +1145,57 @@
           <w:rFonts w:hint="eastAsia"/>
           <w:szCs w:val="28"/>
         </w:rPr>
-        <w:t>。</w:t>
+        <w:t>：雄偉而奇特。磅礡：氣勢盛大、廣闊無邊的樣子。</w:t>
+      </w:r>
+      <w:proofErr w:type="gramStart"/>
+      <w:r>
+        <w:rPr>
+          <w:rFonts w:hint="eastAsia"/>
+          <w:szCs w:val="28"/>
+        </w:rPr>
+        <w:t>整詞形容</w:t>
+      </w:r>
+      <w:proofErr w:type="gramEnd"/>
+      <w:r>
+        <w:rPr>
+          <w:rFonts w:hint="eastAsia"/>
+          <w:szCs w:val="28"/>
+        </w:rPr>
+        <w:t>山勢、風景或文章氣勢極其雄偉、壯麗且震撼人心。</w:t>
+      </w:r>
+    </w:p>
+    <w:p>
+      <w:pPr>
+        <w:pStyle w:val="a9"/>
+        <w:spacing w:after="0" w:line="480" w:lineRule="exact"/>
+        <w:ind w:leftChars="0" w:left="284" w:right="0" w:firstLine="0"/>
+        <w:jc w:val="both"/>
+        <w:rPr>
+          <w:szCs w:val="28"/>
+        </w:rPr>
+      </w:pPr>
+      <w:r>
+        <w:rPr>
+          <w:rFonts w:hint="eastAsia"/>
+          <w:szCs w:val="28"/>
+        </w:rPr>
+        <w:t>在文學賞析中，這不僅僅指廬山物理上的高大，</w:t>
+      </w:r>
+      <w:proofErr w:type="gramStart"/>
+      <w:r>
+        <w:rPr>
+          <w:rFonts w:hint="eastAsia"/>
+          <w:szCs w:val="28"/>
+        </w:rPr>
+        <w:t>更意指</w:t>
+      </w:r>
+      <w:proofErr w:type="gramEnd"/>
+      <w:r>
+        <w:rPr>
+          <w:rFonts w:hint="eastAsia"/>
+          <w:szCs w:val="28"/>
+        </w:rPr>
+        <w:t>大自然超乎人類常規經驗的巨大能量與神祕感。這種景緻往往能激發創作者內心的敬畏，也是引發後續哲理思辨的重要情感鋪墊。</w:t>
       </w:r>
     </w:p>
     <w:p>
@@ -1487,7 +1206,8 @@
           <w:numId w:val="14"/>
         </w:numPr>
         <w:spacing w:after="0" w:line="480" w:lineRule="exact"/>
-        <w:ind w:leftChars="0" w:right="0"/>
+        <w:ind w:leftChars="0" w:left="284" w:right="0" w:hanging="284"/>
+        <w:jc w:val="both"/>
         <w:rPr>
           <w:szCs w:val="28"/>
         </w:rPr>
@@ -1498,7 +1218,7 @@
           <w:rFonts w:hint="eastAsia"/>
           <w:szCs w:val="28"/>
         </w:rPr>
-        <w:t>壯思</w:t>
+        <w:t>移步換形</w:t>
       </w:r>
       <w:proofErr w:type="gramEnd"/>
       <w:r>
@@ -1513,7 +1233,25 @@
           <w:rFonts w:hint="eastAsia"/>
           <w:szCs w:val="28"/>
         </w:rPr>
-        <w:t>雄偉的、偉大的想法。</w:t>
+        <w:t>移動腳步，每走一步，所看到的景物形狀、姿態就會隨之改變。原為園林建築或山水畫的審美術語。</w:t>
+      </w:r>
+    </w:p>
+    <w:p>
+      <w:pPr>
+        <w:pStyle w:val="a9"/>
+        <w:spacing w:after="0" w:line="480" w:lineRule="exact"/>
+        <w:ind w:leftChars="0" w:left="284" w:right="0" w:firstLine="0"/>
+        <w:jc w:val="both"/>
+        <w:rPr>
+          <w:szCs w:val="28"/>
+        </w:rPr>
+      </w:pPr>
+      <w:r>
+        <w:rPr>
+          <w:rFonts w:hint="eastAsia"/>
+          <w:szCs w:val="28"/>
+        </w:rPr>
+        <w:t>在《題西林壁》的脈絡下，它被昇華為一種「多角度觀察」的思維方式。暗示客觀世界是立體且多面性的，提醒我們不能用單一、僵化的視角（定點定時）去定性複雜的人事物，必須隨著時空與位置的轉換，調整自己的認知。</w:t>
       </w:r>
     </w:p>
     <w:p>
@@ -1524,17 +1262,25 @@
           <w:numId w:val="14"/>
         </w:numPr>
         <w:spacing w:after="0" w:line="480" w:lineRule="exact"/>
-        <w:ind w:leftChars="0" w:right="0"/>
-        <w:rPr>
-          <w:szCs w:val="28"/>
-        </w:rPr>
-      </w:pPr>
-      <w:r>
-        <w:rPr>
-          <w:rFonts w:hint="eastAsia"/>
-          <w:szCs w:val="28"/>
-        </w:rPr>
-        <w:t>丘壑(</w:t>
+        <w:ind w:leftChars="0" w:left="284" w:right="0" w:hanging="284"/>
+        <w:jc w:val="both"/>
+        <w:rPr>
+          <w:szCs w:val="28"/>
+        </w:rPr>
+      </w:pPr>
+      <w:r>
+        <w:rPr>
+          <w:rFonts w:hint="eastAsia"/>
+          <w:szCs w:val="28"/>
+        </w:rPr>
+        <w:t>精髓</w:t>
+      </w:r>
+      <w:r>
+        <w:rPr>
+          <w:rFonts w:hint="eastAsia"/>
+          <w:szCs w:val="28"/>
+        </w:rPr>
+        <w:t>(</w:t>
       </w:r>
       <w:proofErr w:type="gramStart"/>
       <w:r>
@@ -1544,7 +1290,16 @@
           <w:sz w:val="16"/>
           <w:szCs w:val="16"/>
         </w:rPr>
-        <w:t>ㄏㄨㄛˋ</w:t>
+        <w:t>ㄙㄨㄟ</w:t>
+      </w:r>
+      <w:r>
+        <w:rPr>
+          <w:rFonts w:hint="eastAsia"/>
+          <w:color w:val="FF0000"/>
+          <w:sz w:val="16"/>
+          <w:szCs w:val="16"/>
+        </w:rPr>
+        <w:t>ˇ</w:t>
       </w:r>
       <w:proofErr w:type="gramEnd"/>
       <w:r>
@@ -1560,48 +1315,79 @@
           <w:szCs w:val="28"/>
         </w:rPr>
         <w:t>：</w:t>
+      </w:r>
+      <w:r>
+        <w:rPr>
+          <w:rFonts w:hint="eastAsia"/>
+          <w:szCs w:val="28"/>
+        </w:rPr>
+        <w:t>精：最純淨、提煉過的部分。髓：骨髓，比喻最深處、</w:t>
+      </w:r>
+      <w:proofErr w:type="gramStart"/>
+      <w:r>
+        <w:rPr>
+          <w:rFonts w:hint="eastAsia"/>
+          <w:szCs w:val="28"/>
+        </w:rPr>
+        <w:t>最</w:t>
+      </w:r>
+      <w:proofErr w:type="gramEnd"/>
+      <w:r>
+        <w:rPr>
+          <w:rFonts w:hint="eastAsia"/>
+          <w:szCs w:val="28"/>
+        </w:rPr>
+        <w:t>核心的部分。指事物最精純、</w:t>
+      </w:r>
+      <w:proofErr w:type="gramStart"/>
+      <w:r>
+        <w:rPr>
+          <w:rFonts w:hint="eastAsia"/>
+          <w:szCs w:val="28"/>
+        </w:rPr>
+        <w:t>最</w:t>
+      </w:r>
+      <w:proofErr w:type="gramEnd"/>
+      <w:r>
+        <w:rPr>
+          <w:rFonts w:hint="eastAsia"/>
+          <w:szCs w:val="28"/>
+        </w:rPr>
+        <w:t>核心、</w:t>
+      </w:r>
+      <w:proofErr w:type="gramStart"/>
+      <w:r>
+        <w:rPr>
+          <w:rFonts w:hint="eastAsia"/>
+          <w:szCs w:val="28"/>
+        </w:rPr>
+        <w:t>最</w:t>
+      </w:r>
+      <w:proofErr w:type="gramEnd"/>
+      <w:r>
+        <w:rPr>
+          <w:rFonts w:hint="eastAsia"/>
+          <w:szCs w:val="28"/>
+        </w:rPr>
+        <w:t>本質的部分。</w:t>
       </w:r>
     </w:p>
     <w:p>
       <w:pPr>
         <w:pStyle w:val="a9"/>
-        <w:numPr>
-          <w:ilvl w:val="0"/>
-          <w:numId w:val="32"/>
-        </w:numPr>
         <w:spacing w:after="0" w:line="480" w:lineRule="exact"/>
-        <w:ind w:leftChars="0" w:right="0"/>
-        <w:rPr>
-          <w:szCs w:val="28"/>
-        </w:rPr>
-      </w:pPr>
-      <w:r>
-        <w:rPr>
-          <w:rFonts w:hint="eastAsia"/>
-          <w:szCs w:val="28"/>
-        </w:rPr>
-        <w:t>山峰與河谷。【例】畫家靜觀丘壑之美，化成畫面的雄壯氣勢。</w:t>
-      </w:r>
-    </w:p>
-    <w:p>
-      <w:pPr>
-        <w:pStyle w:val="a9"/>
-        <w:numPr>
-          <w:ilvl w:val="0"/>
-          <w:numId w:val="32"/>
-        </w:numPr>
-        <w:spacing w:after="0" w:line="480" w:lineRule="exact"/>
-        <w:ind w:leftChars="0" w:right="0"/>
-        <w:rPr>
-          <w:szCs w:val="28"/>
-        </w:rPr>
-      </w:pPr>
-      <w:r>
-        <w:rPr>
-          <w:rFonts w:hint="eastAsia"/>
-          <w:szCs w:val="28"/>
-        </w:rPr>
-        <w:t>比喻深遠的意境。【例】</w:t>
+        <w:ind w:leftChars="0" w:left="284" w:right="0" w:firstLine="0"/>
+        <w:jc w:val="both"/>
+        <w:rPr>
+          <w:szCs w:val="28"/>
+        </w:rPr>
+      </w:pPr>
+      <w:r>
+        <w:rPr>
+          <w:rFonts w:hint="eastAsia"/>
+          <w:szCs w:val="28"/>
+        </w:rPr>
+        <w:t>指的是抽離表面現象後，沉澱下來的靈魂智慧。</w:t>
       </w:r>
       <w:proofErr w:type="gramStart"/>
       <w:r>
@@ -1609,9 +1395,29 @@
           <w:rFonts w:hint="eastAsia"/>
           <w:szCs w:val="28"/>
         </w:rPr>
-        <w:t>胸有丘壑</w:t>
+        <w:t>在全詩中</w:t>
       </w:r>
       <w:proofErr w:type="gramEnd"/>
+      <w:r>
+        <w:rPr>
+          <w:rFonts w:hint="eastAsia"/>
+          <w:szCs w:val="28"/>
+        </w:rPr>
+        <w:t>，前兩句寫景只是「表象」，後兩句點出的「當局者迷」才是這首詩得以流傳千古、最具價值的「精髓</w:t>
+      </w:r>
+      <w:r>
+        <w:rPr>
+          <w:szCs w:val="28"/>
+        </w:rPr>
+        <w:br/>
+      </w:r>
+      <w:r>
+        <w:rPr>
+          <w:rFonts w:hint="eastAsia"/>
+          <w:szCs w:val="28"/>
+        </w:rPr>
+        <w:t>」所在。</w:t>
+      </w:r>
     </w:p>
     <w:p>
       <w:pPr>
@@ -1621,17 +1427,18 @@
           <w:numId w:val="14"/>
         </w:numPr>
         <w:spacing w:after="0" w:line="480" w:lineRule="exact"/>
-        <w:ind w:leftChars="0" w:right="0"/>
-        <w:rPr>
-          <w:szCs w:val="28"/>
-        </w:rPr>
-      </w:pPr>
-      <w:r>
-        <w:rPr>
-          <w:rFonts w:hint="eastAsia"/>
-          <w:szCs w:val="28"/>
-        </w:rPr>
-        <w:t>峰巒</w:t>
+        <w:ind w:leftChars="0" w:left="284" w:right="0" w:hanging="284"/>
+        <w:jc w:val="both"/>
+        <w:rPr>
+          <w:szCs w:val="28"/>
+        </w:rPr>
+      </w:pPr>
+      <w:r>
+        <w:rPr>
+          <w:rFonts w:hint="eastAsia"/>
+          <w:szCs w:val="28"/>
+        </w:rPr>
+        <w:t>質樸</w:t>
       </w:r>
       <w:r>
         <w:rPr>
@@ -1645,49 +1452,26 @@
           <w:rFonts w:hint="eastAsia"/>
           <w:szCs w:val="28"/>
         </w:rPr>
-        <w:t>泛指大小山峰。【例】晨霧散去之後，放眼望去，峰巒起伏，綿延不絕。</w:t>
+        <w:t>質：樸實、本色。樸：未經雕刻的木頭（本真）。形容風格樸實、不加雕飾，沒有多餘的華麗與虛偽。</w:t>
       </w:r>
     </w:p>
     <w:p>
       <w:pPr>
         <w:pStyle w:val="a9"/>
-        <w:numPr>
-          <w:ilvl w:val="0"/>
-          <w:numId w:val="14"/>
-        </w:numPr>
         <w:spacing w:after="0" w:line="480" w:lineRule="exact"/>
-        <w:ind w:leftChars="0" w:right="0"/>
-        <w:rPr>
-          <w:szCs w:val="28"/>
-        </w:rPr>
-      </w:pPr>
-      <w:r>
-        <w:rPr>
-          <w:rFonts w:hint="eastAsia"/>
-          <w:szCs w:val="28"/>
-        </w:rPr>
-        <w:t>啟迪</w:t>
-      </w:r>
-      <w:r>
-        <w:rPr>
-          <w:rFonts w:hint="eastAsia"/>
-          <w:szCs w:val="28"/>
-        </w:rPr>
-        <w:t>：</w:t>
-      </w:r>
-      <w:r>
-        <w:rPr>
-          <w:rFonts w:hint="eastAsia"/>
-          <w:szCs w:val="28"/>
-        </w:rPr>
-        <w:t>啟發開導</w:t>
-      </w:r>
-      <w:r>
-        <w:rPr>
-          <w:rFonts w:hint="eastAsia"/>
-          <w:szCs w:val="28"/>
-        </w:rPr>
-        <w:t>。</w:t>
+        <w:ind w:leftChars="0" w:left="284" w:right="0" w:firstLine="0"/>
+        <w:jc w:val="both"/>
+        <w:rPr>
+          <w:rFonts w:hint="eastAsia"/>
+          <w:szCs w:val="28"/>
+        </w:rPr>
+      </w:pPr>
+      <w:r>
+        <w:rPr>
+          <w:rFonts w:hint="eastAsia"/>
+          <w:szCs w:val="28"/>
+        </w:rPr>
+        <w:t>在詩歌美學中，「質樸」是一種「大巧若拙」的高超境界。蘇軾此詩沒有使用生僻字或華麗的辭藻，而是用像說話一樣簡單、平實的語言</w:t>
       </w:r>
       <w:proofErr w:type="gramStart"/>
       <w:r>
@@ -1695,7 +1479,7 @@
           <w:rFonts w:hint="eastAsia"/>
           <w:szCs w:val="28"/>
         </w:rPr>
-        <w:t>迪</w:t>
+        <w:t>（</w:t>
       </w:r>
       <w:proofErr w:type="gramEnd"/>
       <w:r>
@@ -1703,125 +1487,15 @@
           <w:rFonts w:hint="eastAsia"/>
           <w:szCs w:val="28"/>
         </w:rPr>
-        <w:t>：開導、啟發。</w:t>
-      </w:r>
-    </w:p>
-    <w:p>
-      <w:pPr>
-        <w:pStyle w:val="a9"/>
-        <w:numPr>
-          <w:ilvl w:val="0"/>
-          <w:numId w:val="14"/>
-        </w:numPr>
-        <w:spacing w:after="0" w:line="480" w:lineRule="exact"/>
-        <w:ind w:leftChars="0" w:right="0"/>
-        <w:rPr>
-          <w:szCs w:val="28"/>
-        </w:rPr>
-      </w:pPr>
-      <w:r>
-        <w:rPr>
-          <w:rFonts w:hint="eastAsia"/>
-          <w:szCs w:val="28"/>
-        </w:rPr>
-        <w:t>扣住：</w:t>
-      </w:r>
-      <w:r>
-        <w:rPr>
-          <w:rFonts w:hint="eastAsia"/>
-          <w:szCs w:val="28"/>
-        </w:rPr>
-        <w:t>抓住、貼緊。如：「扣住原則」、「扣緊主題」、「扣人心弦」。</w:t>
-      </w:r>
-    </w:p>
-    <w:p>
-      <w:pPr>
-        <w:pStyle w:val="a9"/>
-        <w:numPr>
-          <w:ilvl w:val="0"/>
-          <w:numId w:val="14"/>
-        </w:numPr>
-        <w:spacing w:after="0" w:line="480" w:lineRule="exact"/>
-        <w:ind w:leftChars="0" w:right="0"/>
-        <w:rPr>
-          <w:szCs w:val="28"/>
-        </w:rPr>
-      </w:pPr>
-      <w:r>
-        <w:rPr>
-          <w:rFonts w:hint="eastAsia"/>
-          <w:szCs w:val="28"/>
-        </w:rPr>
-        <w:t>哲理</w:t>
-      </w:r>
-      <w:r>
-        <w:rPr>
-          <w:rFonts w:hint="eastAsia"/>
-          <w:szCs w:val="28"/>
-        </w:rPr>
-        <w:t>：</w:t>
-      </w:r>
-      <w:r>
-        <w:rPr>
-          <w:rFonts w:hint="eastAsia"/>
-          <w:szCs w:val="28"/>
-        </w:rPr>
-        <w:t>有關宇宙人生的根本道理。</w:t>
-      </w:r>
-    </w:p>
-    <w:p>
-      <w:pPr>
-        <w:pStyle w:val="a9"/>
-        <w:spacing w:after="0" w:line="480" w:lineRule="exact"/>
-        <w:ind w:leftChars="0" w:right="0" w:firstLine="0"/>
-        <w:rPr>
-          <w:szCs w:val="28"/>
-        </w:rPr>
-      </w:pPr>
-      <w:r>
-        <w:rPr>
-          <w:rFonts w:hint="eastAsia"/>
-          <w:szCs w:val="28"/>
-        </w:rPr>
-        <w:t>【例】他這一番話很富哲理，使我獲益良多。</w:t>
-      </w:r>
-      <w:r>
-        <w:rPr>
-          <w:rFonts w:hint="eastAsia"/>
-          <w:szCs w:val="28"/>
-        </w:rPr>
-        <w:t>。</w:t>
-      </w:r>
-    </w:p>
-    <w:p>
-      <w:pPr>
-        <w:pStyle w:val="a9"/>
-        <w:numPr>
-          <w:ilvl w:val="0"/>
-          <w:numId w:val="14"/>
-        </w:numPr>
-        <w:spacing w:after="0" w:line="480" w:lineRule="exact"/>
-        <w:ind w:leftChars="0" w:right="0"/>
-        <w:rPr>
-          <w:szCs w:val="28"/>
-        </w:rPr>
-      </w:pPr>
-      <w:r>
-        <w:rPr>
-          <w:rFonts w:hint="eastAsia"/>
-          <w:szCs w:val="28"/>
-        </w:rPr>
-        <w:t>雕琢(</w:t>
+        <w:t>如：遠近高低、身在此山</w:t>
       </w:r>
       <w:proofErr w:type="gramStart"/>
       <w:r>
         <w:rPr>
           <w:rFonts w:hint="eastAsia"/>
-          <w:color w:val="FF0000"/>
-          <w:sz w:val="16"/>
-          <w:szCs w:val="16"/>
-        </w:rPr>
-        <w:t>ㄓㄨㄛˊ</w:t>
+          <w:szCs w:val="28"/>
+        </w:rPr>
+        <w:t>）</w:t>
       </w:r>
       <w:proofErr w:type="gramEnd"/>
       <w:r>
@@ -1829,45 +1503,15 @@
           <w:rFonts w:hint="eastAsia"/>
           <w:szCs w:val="28"/>
         </w:rPr>
-        <w:t>)</w:t>
-      </w:r>
-      <w:r>
-        <w:rPr>
-          <w:rFonts w:hint="eastAsia"/>
-          <w:szCs w:val="28"/>
-        </w:rPr>
-        <w:t>：</w:t>
-      </w:r>
-    </w:p>
-    <w:p>
-      <w:pPr>
-        <w:pStyle w:val="a9"/>
-        <w:numPr>
-          <w:ilvl w:val="0"/>
-          <w:numId w:val="31"/>
-        </w:numPr>
-        <w:spacing w:after="0" w:line="480" w:lineRule="exact"/>
-        <w:ind w:leftChars="0" w:right="0"/>
-        <w:rPr>
-          <w:szCs w:val="28"/>
-        </w:rPr>
-      </w:pPr>
-      <w:r>
-        <w:rPr>
-          <w:rFonts w:hint="eastAsia"/>
-          <w:szCs w:val="28"/>
-        </w:rPr>
-        <w:t>刻鏤(</w:t>
+        <w:t>，卻</w:t>
       </w:r>
       <w:proofErr w:type="gramStart"/>
       <w:r>
         <w:rPr>
           <w:rFonts w:hint="eastAsia"/>
-          <w:color w:val="FF0000"/>
-          <w:sz w:val="16"/>
-          <w:szCs w:val="16"/>
-        </w:rPr>
-        <w:t>ㄌㄡˋ</w:t>
+          <w:szCs w:val="28"/>
+        </w:rPr>
+        <w:t>能講透深奧</w:t>
       </w:r>
       <w:proofErr w:type="gramEnd"/>
       <w:r>
@@ -1875,288 +1519,13 @@
           <w:rFonts w:hint="eastAsia"/>
           <w:szCs w:val="28"/>
         </w:rPr>
-        <w:t>)。【例】雕琢玉石。</w:t>
-      </w:r>
-    </w:p>
-    <w:p>
-      <w:pPr>
-        <w:pStyle w:val="a9"/>
-        <w:spacing w:after="0" w:line="480" w:lineRule="exact"/>
-        <w:ind w:leftChars="0" w:left="960" w:right="0" w:firstLine="0"/>
-        <w:rPr>
-          <w:szCs w:val="28"/>
-        </w:rPr>
-      </w:pPr>
-      <w:r>
-        <w:rPr>
-          <w:rFonts w:hint="eastAsia"/>
-          <w:szCs w:val="28"/>
-        </w:rPr>
-        <w:t>鏤：雕刻。如：「雕鏤」、「鏤刻」、「鏤空」、「精</w:t>
-      </w:r>
-      <w:proofErr w:type="gramStart"/>
-      <w:r>
-        <w:rPr>
-          <w:rFonts w:hint="eastAsia"/>
-          <w:szCs w:val="28"/>
-        </w:rPr>
-        <w:t>鏤細雕</w:t>
-      </w:r>
-      <w:proofErr w:type="gramEnd"/>
-      <w:r>
-        <w:rPr>
-          <w:rFonts w:hint="eastAsia"/>
-          <w:szCs w:val="28"/>
-        </w:rPr>
-        <w:t>」。</w:t>
-      </w:r>
-    </w:p>
-    <w:p>
-      <w:pPr>
-        <w:pStyle w:val="a9"/>
-        <w:numPr>
-          <w:ilvl w:val="0"/>
-          <w:numId w:val="30"/>
-        </w:numPr>
-        <w:spacing w:after="0" w:line="480" w:lineRule="exact"/>
-        <w:ind w:leftChars="0" w:right="0"/>
-        <w:rPr>
-          <w:szCs w:val="28"/>
-        </w:rPr>
-      </w:pPr>
-      <w:r>
-        <w:rPr>
-          <w:rFonts w:hint="eastAsia"/>
-          <w:szCs w:val="28"/>
-        </w:rPr>
-        <w:t>修飾文詞。【例】這篇文章經過他的雕琢，文詞精</w:t>
-      </w:r>
-      <w:proofErr w:type="gramStart"/>
-      <w:r>
-        <w:rPr>
-          <w:rFonts w:hint="eastAsia"/>
-          <w:szCs w:val="28"/>
-        </w:rPr>
-        <w:t>鍊</w:t>
-      </w:r>
-      <w:proofErr w:type="gramEnd"/>
-      <w:r>
-        <w:rPr>
-          <w:rFonts w:hint="eastAsia"/>
-          <w:szCs w:val="28"/>
-        </w:rPr>
-        <w:t>多了。</w:t>
-      </w:r>
-    </w:p>
-    <w:p>
-      <w:pPr>
-        <w:pStyle w:val="a9"/>
-        <w:numPr>
-          <w:ilvl w:val="0"/>
-          <w:numId w:val="14"/>
-        </w:numPr>
-        <w:spacing w:after="0" w:line="480" w:lineRule="exact"/>
-        <w:ind w:leftChars="0" w:right="0"/>
-        <w:rPr>
-          <w:szCs w:val="28"/>
-        </w:rPr>
-      </w:pPr>
-      <w:proofErr w:type="gramStart"/>
-      <w:r>
-        <w:rPr>
-          <w:rFonts w:hint="eastAsia"/>
-          <w:szCs w:val="28"/>
-        </w:rPr>
-        <w:t>條暢</w:t>
-      </w:r>
-      <w:r>
-        <w:rPr>
-          <w:rFonts w:hint="eastAsia"/>
-          <w:szCs w:val="28"/>
-        </w:rPr>
-        <w:t>：</w:t>
-      </w:r>
-      <w:proofErr w:type="gramEnd"/>
-      <w:r>
-        <w:rPr>
-          <w:rFonts w:hint="eastAsia"/>
-          <w:szCs w:val="28"/>
-        </w:rPr>
-        <w:t>通暢、舒暢。</w:t>
-      </w:r>
-    </w:p>
-    <w:p>
-      <w:pPr>
-        <w:pStyle w:val="a9"/>
-        <w:numPr>
-          <w:ilvl w:val="0"/>
-          <w:numId w:val="14"/>
-        </w:numPr>
-        <w:spacing w:after="0" w:line="480" w:lineRule="exact"/>
-        <w:ind w:leftChars="0" w:right="0"/>
-        <w:rPr>
-          <w:szCs w:val="28"/>
-        </w:rPr>
-      </w:pPr>
-      <w:proofErr w:type="gramStart"/>
-      <w:r>
-        <w:rPr>
-          <w:rFonts w:hint="eastAsia"/>
-          <w:szCs w:val="28"/>
-        </w:rPr>
-        <w:t>熒</w:t>
-      </w:r>
-      <w:proofErr w:type="gramEnd"/>
-      <w:r>
-        <w:rPr>
-          <w:rFonts w:hint="eastAsia"/>
-          <w:szCs w:val="28"/>
-        </w:rPr>
-        <w:t>(</w:t>
-      </w:r>
-      <w:proofErr w:type="gramStart"/>
-      <w:r>
-        <w:rPr>
-          <w:rFonts w:hint="eastAsia"/>
-          <w:color w:val="FF0000"/>
-          <w:sz w:val="16"/>
-          <w:szCs w:val="16"/>
-        </w:rPr>
-        <w:t>ㄧㄥˊ</w:t>
-      </w:r>
-      <w:proofErr w:type="gramEnd"/>
-      <w:r>
-        <w:rPr>
-          <w:rFonts w:hint="eastAsia"/>
-          <w:szCs w:val="28"/>
-        </w:rPr>
-        <w:t>)</w:t>
-      </w:r>
-      <w:proofErr w:type="gramStart"/>
-      <w:r>
-        <w:rPr>
-          <w:rFonts w:hint="eastAsia"/>
-          <w:szCs w:val="28"/>
-        </w:rPr>
-        <w:t>熒</w:t>
-      </w:r>
-      <w:proofErr w:type="gramEnd"/>
-      <w:r>
-        <w:rPr>
-          <w:rFonts w:hint="eastAsia"/>
-          <w:szCs w:val="28"/>
-        </w:rPr>
-        <w:t>：</w:t>
-      </w:r>
-    </w:p>
-    <w:p>
-      <w:pPr>
-        <w:pStyle w:val="a9"/>
-        <w:numPr>
-          <w:ilvl w:val="0"/>
-          <w:numId w:val="29"/>
-        </w:numPr>
-        <w:spacing w:after="0" w:line="480" w:lineRule="exact"/>
-        <w:ind w:leftChars="0" w:right="0"/>
-        <w:rPr>
-          <w:szCs w:val="28"/>
-        </w:rPr>
-      </w:pPr>
-      <w:proofErr w:type="gramStart"/>
-      <w:r>
-        <w:rPr>
-          <w:rFonts w:hint="eastAsia"/>
-          <w:szCs w:val="28"/>
-        </w:rPr>
-        <w:t>光豔的</w:t>
-      </w:r>
-      <w:proofErr w:type="gramEnd"/>
-      <w:r>
-        <w:rPr>
-          <w:rFonts w:hint="eastAsia"/>
-          <w:szCs w:val="28"/>
-        </w:rPr>
-        <w:t>樣子。</w:t>
-      </w:r>
-    </w:p>
-    <w:p>
-      <w:pPr>
-        <w:pStyle w:val="a9"/>
-        <w:numPr>
-          <w:ilvl w:val="0"/>
-          <w:numId w:val="29"/>
-        </w:numPr>
-        <w:spacing w:after="0" w:line="480" w:lineRule="exact"/>
-        <w:ind w:leftChars="0" w:right="0"/>
-        <w:rPr>
-          <w:szCs w:val="28"/>
-        </w:rPr>
-      </w:pPr>
-      <w:r>
-        <w:rPr>
-          <w:rFonts w:hint="eastAsia"/>
-          <w:szCs w:val="28"/>
-        </w:rPr>
-        <w:t>閃動的樣子。如：</w:t>
-      </w:r>
-      <w:proofErr w:type="gramStart"/>
-      <w:r>
-        <w:rPr>
-          <w:rFonts w:hint="eastAsia"/>
-          <w:szCs w:val="28"/>
-        </w:rPr>
-        <w:t>熒熒</w:t>
-      </w:r>
-      <w:proofErr w:type="gramEnd"/>
-      <w:r>
-        <w:rPr>
-          <w:rFonts w:hint="eastAsia"/>
-          <w:szCs w:val="28"/>
-        </w:rPr>
-        <w:t>華燭。</w:t>
-      </w:r>
-    </w:p>
-    <w:p>
-      <w:pPr>
-        <w:pStyle w:val="a9"/>
-        <w:numPr>
-          <w:ilvl w:val="0"/>
-          <w:numId w:val="29"/>
-        </w:numPr>
-        <w:spacing w:after="0" w:line="480" w:lineRule="exact"/>
-        <w:ind w:leftChars="0" w:right="0"/>
-        <w:rPr>
-          <w:szCs w:val="28"/>
-        </w:rPr>
-      </w:pPr>
-      <w:r>
-        <w:rPr>
-          <w:rFonts w:hint="eastAsia"/>
-          <w:szCs w:val="28"/>
-        </w:rPr>
-        <w:t>微弱的樣子。如：燈火</w:t>
-      </w:r>
-      <w:proofErr w:type="gramStart"/>
-      <w:r>
-        <w:rPr>
-          <w:rFonts w:hint="eastAsia"/>
-          <w:szCs w:val="28"/>
-        </w:rPr>
-        <w:t>熒熒</w:t>
-      </w:r>
-      <w:proofErr w:type="gramEnd"/>
-      <w:r>
-        <w:rPr>
-          <w:rFonts w:hint="eastAsia"/>
-          <w:szCs w:val="28"/>
-        </w:rPr>
-        <w:t>。</w:t>
+        <w:t>的人生哲理。這種質樸，反而讓真理顯得更有力量、更具渲染力。</w:t>
       </w:r>
     </w:p>
     <w:sectPr>
-      <w:footerReference w:type="default" r:id="rId12"/>
+      <w:footerReference w:type="default" r:id="rId8"/>
       <w:pgSz w:w="11906" w:h="16838"/>
-      <w:pgMar w:top="567" w:right="851" w:bottom="567" w:left="851" w:header="567" w:footer="283" w:gutter="0"/>
+      <w:pgMar w:top="567" w:right="851" w:bottom="567" w:left="851" w:header="567" w:footer="0" w:gutter="0"/>
       <w:cols w:space="720"/>
       <w:docGrid w:linePitch="381"/>
     </w:sectPr>
@@ -2165,7 +1534,7 @@
 </file>
 
 <file path=word/endnotes.xml><?xml version="1.0" encoding="utf-8"?>
-<w:endnotes xmlns:wpc="http://schemas.microsoft.com/office/word/2010/wordprocessingCanvas" xmlns:cx="http://schemas.microsoft.com/office/drawing/2014/chartex" xmlns:cx1="http://schemas.microsoft.com/office/drawing/2015/9/8/chartex" xmlns:cx2="http://schemas.microsoft.com/office/drawing/2015/10/21/chartex" xmlns:cx3="http://schemas.microsoft.com/office/drawing/2016/5/9/chartex" xmlns:cx4="http://schemas.microsoft.com/office/drawing/2016/5/10/chartex" xmlns:cx5="http://schemas.microsoft.com/office/drawing/2016/5/11/chartex" xmlns:cx6="http://schemas.microsoft.com/office/drawing/2016/5/12/chartex" xmlns:cx7="http://schemas.microsoft.com/office/drawing/2016/5/13/chartex" xmlns:cx8="http://schemas.microsoft.com/office/drawing/2016/5/14/chartex" xmlns:mc="http://schemas.openxmlformats.org/markup-compatibility/2006" xmlns:aink="http://schemas.microsoft.com/office/drawing/2016/ink" xmlns:am3d="http://schemas.microsoft.com/office/drawing/2017/model3d" xmlns:o="urn:schemas-microsoft-com:office:office" xmlns:oel="http://schemas.microsoft.com/office/2019/extlst" xmlns:r="http://schemas.openxmlformats.org/officeDocument/2006/relationships" xmlns:m="http://schemas.openxmlformats.org/officeDocument/2006/math" xmlns:v="urn:schemas-microsoft-com:vml" xmlns:wp14="http://schemas.microsoft.com/office/word/2010/wordprocessingDrawing" xmlns:wp="http://schemas.openxmlformats.org/drawingml/2006/wordprocessingDrawing" xmlns:w10="urn:schemas-microsoft-com:office:word" xmlns:w="http://schemas.openxmlformats.org/wordprocessingml/2006/main" xmlns:w14="http://schemas.microsoft.com/office/word/2010/wordml" xmlns:w15="http://schemas.microsoft.com/office/word/2012/wordml" xmlns:w16cex="http://schemas.microsoft.com/office/word/2018/wordml/cex" xmlns:w16cid="http://schemas.microsoft.com/office/word/2016/wordml/cid" xmlns:w16="http://schemas.microsoft.com/office/word/2018/wordml" xmlns:w16du="http://schemas.microsoft.com/office/word/2023/wordml/word16du" xmlns:w16sdtdh="http://schemas.microsoft.com/office/word/2020/wordml/sdtdatahash" xmlns:w16se="http://schemas.microsoft.com/office/word/2015/wordml/symex" xmlns:wpg="http://schemas.microsoft.com/office/word/2010/wordprocessingGroup" xmlns:wpi="http://schemas.microsoft.com/office/word/2010/wordprocessingInk" xmlns:wne="http://schemas.microsoft.com/office/word/2006/wordml" xmlns:wps="http://schemas.microsoft.com/office/word/2010/wordprocessingShape" mc:Ignorable="w14 w15 w16se w16cid w16 w16cex w16sdtdh wp14">
+<w:endnotes xmlns:wpc="http://schemas.microsoft.com/office/word/2010/wordprocessingCanvas" xmlns:cx="http://schemas.microsoft.com/office/drawing/2014/chartex" xmlns:cx1="http://schemas.microsoft.com/office/drawing/2015/9/8/chartex" xmlns:cx2="http://schemas.microsoft.com/office/drawing/2015/10/21/chartex" xmlns:cx3="http://schemas.microsoft.com/office/drawing/2016/5/9/chartex" xmlns:cx4="http://schemas.microsoft.com/office/drawing/2016/5/10/chartex" xmlns:cx5="http://schemas.microsoft.com/office/drawing/2016/5/11/chartex" xmlns:cx6="http://schemas.microsoft.com/office/drawing/2016/5/12/chartex" xmlns:cx7="http://schemas.microsoft.com/office/drawing/2016/5/13/chartex" xmlns:cx8="http://schemas.microsoft.com/office/drawing/2016/5/14/chartex" xmlns:mc="http://schemas.openxmlformats.org/markup-compatibility/2006" xmlns:aink="http://schemas.microsoft.com/office/drawing/2016/ink" xmlns:am3d="http://schemas.microsoft.com/office/drawing/2017/model3d" xmlns:o="urn:schemas-microsoft-com:office:office" xmlns:r="http://schemas.openxmlformats.org/officeDocument/2006/relationships" xmlns:m="http://schemas.openxmlformats.org/officeDocument/2006/math" xmlns:v="urn:schemas-microsoft-com:vml" xmlns:wp14="http://schemas.microsoft.com/office/word/2010/wordprocessingDrawing" xmlns:wp="http://schemas.openxmlformats.org/drawingml/2006/wordprocessingDrawing" xmlns:w10="urn:schemas-microsoft-com:office:word" xmlns:w="http://schemas.openxmlformats.org/wordprocessingml/2006/main" xmlns:w14="http://schemas.microsoft.com/office/word/2010/wordml" xmlns:w15="http://schemas.microsoft.com/office/word/2012/wordml" xmlns:w16cex="http://schemas.microsoft.com/office/word/2018/wordml/cex" xmlns:w16cid="http://schemas.microsoft.com/office/word/2016/wordml/cid" xmlns:w16="http://schemas.microsoft.com/office/word/2018/wordml" xmlns:w16sdtdh="http://schemas.microsoft.com/office/word/2020/wordml/sdtdatahash" xmlns:w16se="http://schemas.microsoft.com/office/word/2015/wordml/symex" xmlns:wpg="http://schemas.microsoft.com/office/word/2010/wordprocessingGroup" xmlns:wpi="http://schemas.microsoft.com/office/word/2010/wordprocessingInk" xmlns:wne="http://schemas.microsoft.com/office/word/2006/wordml" xmlns:wps="http://schemas.microsoft.com/office/word/2010/wordprocessingShape" mc:Ignorable="w14 w15 w16se w16cid w16 w16cex w16sdtdh wp14">
   <w:endnote w:type="separator" w:id="-1">
     <w:p>
       <w:pPr>
@@ -2190,7 +1559,7 @@
 </file>
 
 <file path=word/footer1.xml><?xml version="1.0" encoding="utf-8"?>
-<w:ftr xmlns:wpc="http://schemas.microsoft.com/office/word/2010/wordprocessingCanvas" xmlns:cx="http://schemas.microsoft.com/office/drawing/2014/chartex" xmlns:cx1="http://schemas.microsoft.com/office/drawing/2015/9/8/chartex" xmlns:cx2="http://schemas.microsoft.com/office/drawing/2015/10/21/chartex" xmlns:cx3="http://schemas.microsoft.com/office/drawing/2016/5/9/chartex" xmlns:cx4="http://schemas.microsoft.com/office/drawing/2016/5/10/chartex" xmlns:cx5="http://schemas.microsoft.com/office/drawing/2016/5/11/chartex" xmlns:cx6="http://schemas.microsoft.com/office/drawing/2016/5/12/chartex" xmlns:cx7="http://schemas.microsoft.com/office/drawing/2016/5/13/chartex" xmlns:cx8="http://schemas.microsoft.com/office/drawing/2016/5/14/chartex" xmlns:mc="http://schemas.openxmlformats.org/markup-compatibility/2006" xmlns:aink="http://schemas.microsoft.com/office/drawing/2016/ink" xmlns:am3d="http://schemas.microsoft.com/office/drawing/2017/model3d" xmlns:o="urn:schemas-microsoft-com:office:office" xmlns:oel="http://schemas.microsoft.com/office/2019/extlst" xmlns:r="http://schemas.openxmlformats.org/officeDocument/2006/relationships" xmlns:m="http://schemas.openxmlformats.org/officeDocument/2006/math" xmlns:v="urn:schemas-microsoft-com:vml" xmlns:wp14="http://schemas.microsoft.com/office/word/2010/wordprocessingDrawing" xmlns:wp="http://schemas.openxmlformats.org/drawingml/2006/wordprocessingDrawing" xmlns:w10="urn:schemas-microsoft-com:office:word" xmlns:w="http://schemas.openxmlformats.org/wordprocessingml/2006/main" xmlns:w14="http://schemas.microsoft.com/office/word/2010/wordml" xmlns:w15="http://schemas.microsoft.com/office/word/2012/wordml" xmlns:w16cex="http://schemas.microsoft.com/office/word/2018/wordml/cex" xmlns:w16cid="http://schemas.microsoft.com/office/word/2016/wordml/cid" xmlns:w16="http://schemas.microsoft.com/office/word/2018/wordml" xmlns:w16du="http://schemas.microsoft.com/office/word/2023/wordml/word16du" xmlns:w16sdtdh="http://schemas.microsoft.com/office/word/2020/wordml/sdtdatahash" xmlns:w16se="http://schemas.microsoft.com/office/word/2015/wordml/symex" xmlns:wpg="http://schemas.microsoft.com/office/word/2010/wordprocessingGroup" xmlns:wpi="http://schemas.microsoft.com/office/word/2010/wordprocessingInk" xmlns:wne="http://schemas.microsoft.com/office/word/2006/wordml" xmlns:wps="http://schemas.microsoft.com/office/word/2010/wordprocessingShape" mc:Ignorable="w14 w15 w16se w16cid w16 w16cex w16sdtdh wp14">
+<w:ftr xmlns:wpc="http://schemas.microsoft.com/office/word/2010/wordprocessingCanvas" xmlns:cx="http://schemas.microsoft.com/office/drawing/2014/chartex" xmlns:cx1="http://schemas.microsoft.com/office/drawing/2015/9/8/chartex" xmlns:cx2="http://schemas.microsoft.com/office/drawing/2015/10/21/chartex" xmlns:cx3="http://schemas.microsoft.com/office/drawing/2016/5/9/chartex" xmlns:cx4="http://schemas.microsoft.com/office/drawing/2016/5/10/chartex" xmlns:cx5="http://schemas.microsoft.com/office/drawing/2016/5/11/chartex" xmlns:cx6="http://schemas.microsoft.com/office/drawing/2016/5/12/chartex" xmlns:cx7="http://schemas.microsoft.com/office/drawing/2016/5/13/chartex" xmlns:cx8="http://schemas.microsoft.com/office/drawing/2016/5/14/chartex" xmlns:mc="http://schemas.openxmlformats.org/markup-compatibility/2006" xmlns:aink="http://schemas.microsoft.com/office/drawing/2016/ink" xmlns:am3d="http://schemas.microsoft.com/office/drawing/2017/model3d" xmlns:o="urn:schemas-microsoft-com:office:office" xmlns:r="http://schemas.openxmlformats.org/officeDocument/2006/relationships" xmlns:m="http://schemas.openxmlformats.org/officeDocument/2006/math" xmlns:v="urn:schemas-microsoft-com:vml" xmlns:wp14="http://schemas.microsoft.com/office/word/2010/wordprocessingDrawing" xmlns:wp="http://schemas.openxmlformats.org/drawingml/2006/wordprocessingDrawing" xmlns:w10="urn:schemas-microsoft-com:office:word" xmlns:w="http://schemas.openxmlformats.org/wordprocessingml/2006/main" xmlns:w14="http://schemas.microsoft.com/office/word/2010/wordml" xmlns:w15="http://schemas.microsoft.com/office/word/2012/wordml" xmlns:w16cex="http://schemas.microsoft.com/office/word/2018/wordml/cex" xmlns:w16cid="http://schemas.microsoft.com/office/word/2016/wordml/cid" xmlns:w16="http://schemas.microsoft.com/office/word/2018/wordml" xmlns:w16sdtdh="http://schemas.microsoft.com/office/word/2020/wordml/sdtdatahash" xmlns:w16se="http://schemas.microsoft.com/office/word/2015/wordml/symex" xmlns:wpg="http://schemas.microsoft.com/office/word/2010/wordprocessingGroup" xmlns:wpi="http://schemas.microsoft.com/office/word/2010/wordprocessingInk" xmlns:wne="http://schemas.microsoft.com/office/word/2006/wordml" xmlns:wps="http://schemas.microsoft.com/office/word/2010/wordprocessingShape" mc:Ignorable="w14 w15 w16se w16cid w16 w16cex w16sdtdh wp14">
   <w:sdt>
     <w:sdtPr>
       <w:id w:val="1495451635"/>
@@ -2199,10 +1568,12 @@
         <w:docPartUnique/>
       </w:docPartObj>
     </w:sdtPr>
+    <w:sdtEndPr/>
     <w:sdtContent>
       <w:p>
         <w:pPr>
           <w:pStyle w:val="a5"/>
+          <w:ind w:right="-2"/>
           <w:jc w:val="right"/>
         </w:pPr>
         <w:r>
@@ -2241,7 +1612,7 @@
 </file>
 
 <file path=word/footnotes.xml><?xml version="1.0" encoding="utf-8"?>
-<w:footnotes xmlns:wpc="http://schemas.microsoft.com/office/word/2010/wordprocessingCanvas" xmlns:cx="http://schemas.microsoft.com/office/drawing/2014/chartex" xmlns:cx1="http://schemas.microsoft.com/office/drawing/2015/9/8/chartex" xmlns:cx2="http://schemas.microsoft.com/office/drawing/2015/10/21/chartex" xmlns:cx3="http://schemas.microsoft.com/office/drawing/2016/5/9/chartex" xmlns:cx4="http://schemas.microsoft.com/office/drawing/2016/5/10/chartex" xmlns:cx5="http://schemas.microsoft.com/office/drawing/2016/5/11/chartex" xmlns:cx6="http://schemas.microsoft.com/office/drawing/2016/5/12/chartex" xmlns:cx7="http://schemas.microsoft.com/office/drawing/2016/5/13/chartex" xmlns:cx8="http://schemas.microsoft.com/office/drawing/2016/5/14/chartex" xmlns:mc="http://schemas.openxmlformats.org/markup-compatibility/2006" xmlns:aink="http://schemas.microsoft.com/office/drawing/2016/ink" xmlns:am3d="http://schemas.microsoft.com/office/drawing/2017/model3d" xmlns:o="urn:schemas-microsoft-com:office:office" xmlns:oel="http://schemas.microsoft.com/office/2019/extlst" xmlns:r="http://schemas.openxmlformats.org/officeDocument/2006/relationships" xmlns:m="http://schemas.openxmlformats.org/officeDocument/2006/math" xmlns:v="urn:schemas-microsoft-com:vml" xmlns:wp14="http://schemas.microsoft.com/office/word/2010/wordprocessingDrawing" xmlns:wp="http://schemas.openxmlformats.org/drawingml/2006/wordprocessingDrawing" xmlns:w10="urn:schemas-microsoft-com:office:word" xmlns:w="http://schemas.openxmlformats.org/wordprocessingml/2006/main" xmlns:w14="http://schemas.microsoft.com/office/word/2010/wordml" xmlns:w15="http://schemas.microsoft.com/office/word/2012/wordml" xmlns:w16cex="http://schemas.microsoft.com/office/word/2018/wordml/cex" xmlns:w16cid="http://schemas.microsoft.com/office/word/2016/wordml/cid" xmlns:w16="http://schemas.microsoft.com/office/word/2018/wordml" xmlns:w16du="http://schemas.microsoft.com/office/word/2023/wordml/word16du" xmlns:w16sdtdh="http://schemas.microsoft.com/office/word/2020/wordml/sdtdatahash" xmlns:w16se="http://schemas.microsoft.com/office/word/2015/wordml/symex" xmlns:wpg="http://schemas.microsoft.com/office/word/2010/wordprocessingGroup" xmlns:wpi="http://schemas.microsoft.com/office/word/2010/wordprocessingInk" xmlns:wne="http://schemas.microsoft.com/office/word/2006/wordml" xmlns:wps="http://schemas.microsoft.com/office/word/2010/wordprocessingShape" mc:Ignorable="w14 w15 w16se w16cid w16 w16cex w16sdtdh wp14">
+<w:footnotes xmlns:wpc="http://schemas.microsoft.com/office/word/2010/wordprocessingCanvas" xmlns:cx="http://schemas.microsoft.com/office/drawing/2014/chartex" xmlns:cx1="http://schemas.microsoft.com/office/drawing/2015/9/8/chartex" xmlns:cx2="http://schemas.microsoft.com/office/drawing/2015/10/21/chartex" xmlns:cx3="http://schemas.microsoft.com/office/drawing/2016/5/9/chartex" xmlns:cx4="http://schemas.microsoft.com/office/drawing/2016/5/10/chartex" xmlns:cx5="http://schemas.microsoft.com/office/drawing/2016/5/11/chartex" xmlns:cx6="http://schemas.microsoft.com/office/drawing/2016/5/12/chartex" xmlns:cx7="http://schemas.microsoft.com/office/drawing/2016/5/13/chartex" xmlns:cx8="http://schemas.microsoft.com/office/drawing/2016/5/14/chartex" xmlns:mc="http://schemas.openxmlformats.org/markup-compatibility/2006" xmlns:aink="http://schemas.microsoft.com/office/drawing/2016/ink" xmlns:am3d="http://schemas.microsoft.com/office/drawing/2017/model3d" xmlns:o="urn:schemas-microsoft-com:office:office" xmlns:r="http://schemas.openxmlformats.org/officeDocument/2006/relationships" xmlns:m="http://schemas.openxmlformats.org/officeDocument/2006/math" xmlns:v="urn:schemas-microsoft-com:vml" xmlns:wp14="http://schemas.microsoft.com/office/word/2010/wordprocessingDrawing" xmlns:wp="http://schemas.openxmlformats.org/drawingml/2006/wordprocessingDrawing" xmlns:w10="urn:schemas-microsoft-com:office:word" xmlns:w="http://schemas.openxmlformats.org/wordprocessingml/2006/main" xmlns:w14="http://schemas.microsoft.com/office/word/2010/wordml" xmlns:w15="http://schemas.microsoft.com/office/word/2012/wordml" xmlns:w16cex="http://schemas.microsoft.com/office/word/2018/wordml/cex" xmlns:w16cid="http://schemas.microsoft.com/office/word/2016/wordml/cid" xmlns:w16="http://schemas.microsoft.com/office/word/2018/wordml" xmlns:w16sdtdh="http://schemas.microsoft.com/office/word/2020/wordml/sdtdatahash" xmlns:w16se="http://schemas.microsoft.com/office/word/2015/wordml/symex" xmlns:wpg="http://schemas.microsoft.com/office/word/2010/wordprocessingGroup" xmlns:wpi="http://schemas.microsoft.com/office/word/2010/wordprocessingInk" xmlns:wne="http://schemas.microsoft.com/office/word/2006/wordml" xmlns:wps="http://schemas.microsoft.com/office/word/2010/wordprocessingShape" mc:Ignorable="w14 w15 w16se w16cid w16 w16cex w16sdtdh wp14">
   <w:footnote w:type="separator" w:id="-1">
     <w:p>
       <w:pPr>
@@ -2266,7 +1637,7 @@
 </file>
 
 <file path=word/numbering.xml><?xml version="1.0" encoding="utf-8"?>
-<w:numbering xmlns:wpc="http://schemas.microsoft.com/office/word/2010/wordprocessingCanvas" xmlns:cx="http://schemas.microsoft.com/office/drawing/2014/chartex" xmlns:cx1="http://schemas.microsoft.com/office/drawing/2015/9/8/chartex" xmlns:cx2="http://schemas.microsoft.com/office/drawing/2015/10/21/chartex" xmlns:cx3="http://schemas.microsoft.com/office/drawing/2016/5/9/chartex" xmlns:cx4="http://schemas.microsoft.com/office/drawing/2016/5/10/chartex" xmlns:cx5="http://schemas.microsoft.com/office/drawing/2016/5/11/chartex" xmlns:cx6="http://schemas.microsoft.com/office/drawing/2016/5/12/chartex" xmlns:cx7="http://schemas.microsoft.com/office/drawing/2016/5/13/chartex" xmlns:cx8="http://schemas.microsoft.com/office/drawing/2016/5/14/chartex" xmlns:mc="http://schemas.openxmlformats.org/markup-compatibility/2006" xmlns:aink="http://schemas.microsoft.com/office/drawing/2016/ink" xmlns:am3d="http://schemas.microsoft.com/office/drawing/2017/model3d" xmlns:o="urn:schemas-microsoft-com:office:office" xmlns:oel="http://schemas.microsoft.com/office/2019/extlst" xmlns:r="http://schemas.openxmlformats.org/officeDocument/2006/relationships" xmlns:m="http://schemas.openxmlformats.org/officeDocument/2006/math" xmlns:v="urn:schemas-microsoft-com:vml" xmlns:wp14="http://schemas.microsoft.com/office/word/2010/wordprocessingDrawing" xmlns:wp="http://schemas.openxmlformats.org/drawingml/2006/wordprocessingDrawing" xmlns:w10="urn:schemas-microsoft-com:office:word" xmlns:w="http://schemas.openxmlformats.org/wordprocessingml/2006/main" xmlns:w14="http://schemas.microsoft.com/office/word/2010/wordml" xmlns:w15="http://schemas.microsoft.com/office/word/2012/wordml" xmlns:w16cex="http://schemas.microsoft.com/office/word/2018/wordml/cex" xmlns:w16cid="http://schemas.microsoft.com/office/word/2016/wordml/cid" xmlns:w16="http://schemas.microsoft.com/office/word/2018/wordml" xmlns:w16du="http://schemas.microsoft.com/office/word/2023/wordml/word16du" xmlns:w16sdtdh="http://schemas.microsoft.com/office/word/2020/wordml/sdtdatahash" xmlns:w16se="http://schemas.microsoft.com/office/word/2015/wordml/symex" xmlns:wpg="http://schemas.microsoft.com/office/word/2010/wordprocessingGroup" xmlns:wpi="http://schemas.microsoft.com/office/word/2010/wordprocessingInk" xmlns:wne="http://schemas.microsoft.com/office/word/2006/wordml" xmlns:wps="http://schemas.microsoft.com/office/word/2010/wordprocessingShape" mc:Ignorable="w14 w15 w16se w16cid w16 w16cex w16sdtdh wp14">
+<w:numbering xmlns:wpc="http://schemas.microsoft.com/office/word/2010/wordprocessingCanvas" xmlns:cx="http://schemas.microsoft.com/office/drawing/2014/chartex" xmlns:cx1="http://schemas.microsoft.com/office/drawing/2015/9/8/chartex" xmlns:cx2="http://schemas.microsoft.com/office/drawing/2015/10/21/chartex" xmlns:cx3="http://schemas.microsoft.com/office/drawing/2016/5/9/chartex" xmlns:cx4="http://schemas.microsoft.com/office/drawing/2016/5/10/chartex" xmlns:cx5="http://schemas.microsoft.com/office/drawing/2016/5/11/chartex" xmlns:cx6="http://schemas.microsoft.com/office/drawing/2016/5/12/chartex" xmlns:cx7="http://schemas.microsoft.com/office/drawing/2016/5/13/chartex" xmlns:cx8="http://schemas.microsoft.com/office/drawing/2016/5/14/chartex" xmlns:mc="http://schemas.openxmlformats.org/markup-compatibility/2006" xmlns:aink="http://schemas.microsoft.com/office/drawing/2016/ink" xmlns:am3d="http://schemas.microsoft.com/office/drawing/2017/model3d" xmlns:o="urn:schemas-microsoft-com:office:office" xmlns:r="http://schemas.openxmlformats.org/officeDocument/2006/relationships" xmlns:m="http://schemas.openxmlformats.org/officeDocument/2006/math" xmlns:v="urn:schemas-microsoft-com:vml" xmlns:wp14="http://schemas.microsoft.com/office/word/2010/wordprocessingDrawing" xmlns:wp="http://schemas.openxmlformats.org/drawingml/2006/wordprocessingDrawing" xmlns:w10="urn:schemas-microsoft-com:office:word" xmlns:w="http://schemas.openxmlformats.org/wordprocessingml/2006/main" xmlns:w14="http://schemas.microsoft.com/office/word/2010/wordml" xmlns:w15="http://schemas.microsoft.com/office/word/2012/wordml" xmlns:w16cex="http://schemas.microsoft.com/office/word/2018/wordml/cex" xmlns:w16cid="http://schemas.microsoft.com/office/word/2016/wordml/cid" xmlns:w16="http://schemas.microsoft.com/office/word/2018/wordml" xmlns:w16sdtdh="http://schemas.microsoft.com/office/word/2020/wordml/sdtdatahash" xmlns:w16se="http://schemas.microsoft.com/office/word/2015/wordml/symex" xmlns:wpg="http://schemas.microsoft.com/office/word/2010/wordprocessingGroup" xmlns:wpi="http://schemas.microsoft.com/office/word/2010/wordprocessingInk" xmlns:wne="http://schemas.microsoft.com/office/word/2006/wordml" xmlns:wps="http://schemas.microsoft.com/office/word/2010/wordprocessingShape" mc:Ignorable="w14 w15 w16se w16cid w16 w16cex w16sdtdh wp14">
   <w:abstractNum w:abstractNumId="0" w15:restartNumberingAfterBreak="0">
     <w:nsid w:val="02A11C50"/>
     <w:multiLevelType w:val="hybridMultilevel"/>
@@ -5418,100 +4789,100 @@
       </w:pPr>
     </w:lvl>
   </w:abstractNum>
-  <w:num w:numId="1" w16cid:durableId="1210453282">
+  <w:num w:numId="1">
     <w:abstractNumId w:val="26"/>
   </w:num>
-  <w:num w:numId="2" w16cid:durableId="1846748138">
+  <w:num w:numId="2">
     <w:abstractNumId w:val="7"/>
   </w:num>
-  <w:num w:numId="3" w16cid:durableId="1837766775">
+  <w:num w:numId="3">
     <w:abstractNumId w:val="0"/>
   </w:num>
-  <w:num w:numId="4" w16cid:durableId="963197599">
+  <w:num w:numId="4">
     <w:abstractNumId w:val="14"/>
   </w:num>
-  <w:num w:numId="5" w16cid:durableId="894854065">
+  <w:num w:numId="5">
     <w:abstractNumId w:val="19"/>
   </w:num>
-  <w:num w:numId="6" w16cid:durableId="2099517338">
+  <w:num w:numId="6">
     <w:abstractNumId w:val="28"/>
   </w:num>
-  <w:num w:numId="7" w16cid:durableId="966399238">
+  <w:num w:numId="7">
     <w:abstractNumId w:val="4"/>
   </w:num>
-  <w:num w:numId="8" w16cid:durableId="1124153664">
+  <w:num w:numId="8">
     <w:abstractNumId w:val="31"/>
   </w:num>
-  <w:num w:numId="9" w16cid:durableId="1097168553">
+  <w:num w:numId="9">
     <w:abstractNumId w:val="21"/>
   </w:num>
-  <w:num w:numId="10" w16cid:durableId="513494210">
+  <w:num w:numId="10">
     <w:abstractNumId w:val="25"/>
   </w:num>
-  <w:num w:numId="11" w16cid:durableId="691957957">
+  <w:num w:numId="11">
     <w:abstractNumId w:val="5"/>
   </w:num>
-  <w:num w:numId="12" w16cid:durableId="1841117271">
+  <w:num w:numId="12">
     <w:abstractNumId w:val="2"/>
   </w:num>
-  <w:num w:numId="13" w16cid:durableId="2037658159">
+  <w:num w:numId="13">
     <w:abstractNumId w:val="8"/>
   </w:num>
-  <w:num w:numId="14" w16cid:durableId="1685790934">
+  <w:num w:numId="14">
     <w:abstractNumId w:val="23"/>
   </w:num>
-  <w:num w:numId="15" w16cid:durableId="554708039">
+  <w:num w:numId="15">
     <w:abstractNumId w:val="17"/>
   </w:num>
-  <w:num w:numId="16" w16cid:durableId="405347494">
+  <w:num w:numId="16">
     <w:abstractNumId w:val="24"/>
   </w:num>
-  <w:num w:numId="17" w16cid:durableId="1996184746">
+  <w:num w:numId="17">
     <w:abstractNumId w:val="27"/>
   </w:num>
-  <w:num w:numId="18" w16cid:durableId="1288004489">
+  <w:num w:numId="18">
     <w:abstractNumId w:val="10"/>
   </w:num>
-  <w:num w:numId="19" w16cid:durableId="2032878428">
+  <w:num w:numId="19">
     <w:abstractNumId w:val="22"/>
   </w:num>
-  <w:num w:numId="20" w16cid:durableId="1852406562">
+  <w:num w:numId="20">
     <w:abstractNumId w:val="20"/>
   </w:num>
-  <w:num w:numId="21" w16cid:durableId="411506730">
+  <w:num w:numId="21">
     <w:abstractNumId w:val="16"/>
   </w:num>
-  <w:num w:numId="22" w16cid:durableId="2050953992">
+  <w:num w:numId="22">
     <w:abstractNumId w:val="29"/>
   </w:num>
-  <w:num w:numId="23" w16cid:durableId="1750881886">
+  <w:num w:numId="23">
     <w:abstractNumId w:val="18"/>
   </w:num>
-  <w:num w:numId="24" w16cid:durableId="227572107">
+  <w:num w:numId="24">
     <w:abstractNumId w:val="6"/>
   </w:num>
-  <w:num w:numId="25" w16cid:durableId="655886202">
+  <w:num w:numId="25">
     <w:abstractNumId w:val="3"/>
   </w:num>
-  <w:num w:numId="26" w16cid:durableId="1787850486">
+  <w:num w:numId="26">
     <w:abstractNumId w:val="11"/>
   </w:num>
-  <w:num w:numId="27" w16cid:durableId="1915780231">
+  <w:num w:numId="27">
     <w:abstractNumId w:val="1"/>
   </w:num>
-  <w:num w:numId="28" w16cid:durableId="1706327025">
+  <w:num w:numId="28">
     <w:abstractNumId w:val="13"/>
   </w:num>
-  <w:num w:numId="29" w16cid:durableId="155151782">
+  <w:num w:numId="29">
     <w:abstractNumId w:val="12"/>
   </w:num>
-  <w:num w:numId="30" w16cid:durableId="1098017676">
+  <w:num w:numId="30">
     <w:abstractNumId w:val="15"/>
   </w:num>
-  <w:num w:numId="31" w16cid:durableId="1579902942">
+  <w:num w:numId="31">
     <w:abstractNumId w:val="30"/>
   </w:num>
-  <w:num w:numId="32" w16cid:durableId="595595858">
+  <w:num w:numId="32">
     <w:abstractNumId w:val="9"/>
   </w:num>
 </w:numbering>
